--- a/textual data analysis/docs/論文_排版完成.docx
+++ b/textual data analysis/docs/論文_排版完成.docx
@@ -7663,34 +7663,163 @@
       </w:r>
     </w:p>
     <w:p>
-      <w:r>
-        <w:t xml:space="preserve">χ² = </w:t>
-      </w:r>
-      <w:r>
-        <w:t>加總［（觀察次數</w:t>
-      </w:r>
-      <w:r>
-        <w:t xml:space="preserve"> − </w:t>
-      </w:r>
-      <w:r>
-        <w:t>期望次數）</w:t>
-      </w:r>
-      <w:r>
-        <w:t xml:space="preserve">² / </w:t>
-      </w:r>
-      <w:r>
-        <w:t>期望次數］</w:t>
-      </w:r>
+      <w:pPr>
+        <w:spacing w:before="120" w:after="120"/>
+        <w:jc w:val="center"/>
+      </w:pPr>
+      <m:oMath>
+        <m:sSup>
+          <m:e>
+            <m:r>
+              <m:rPr>
+                <m:sty m:val="p"/>
+              </m:rPr>
+              <w:rPr>
+                <w:rFonts w:ascii="Cambria Math" w:hAnsi="Cambria Math" w:eastAsia="Cambria Math"/>
+                <w:sz w:val="24"/>
+              </w:rPr>
+              <m:t>χ</m:t>
+            </m:r>
+          </m:e>
+          <m:sup>
+            <m:r>
+              <m:rPr>
+                <m:sty m:val="p"/>
+              </m:rPr>
+              <w:rPr>
+                <w:rFonts w:ascii="Cambria Math" w:hAnsi="Cambria Math" w:eastAsia="Cambria Math"/>
+                <w:sz w:val="24"/>
+              </w:rPr>
+              <m:t>2</m:t>
+            </m:r>
+          </m:sup>
+        </m:sSup>
+        <m:r>
+          <m:rPr>
+            <m:sty m:val="p"/>
+          </m:rPr>
+          <w:rPr>
+            <w:rFonts w:ascii="Cambria Math" w:hAnsi="Cambria Math" w:eastAsia="Cambria Math"/>
+            <w:sz w:val="24"/>
+          </w:rPr>
+          <m:t> = </m:t>
+        </m:r>
+        <m:r>
+          <m:rPr>
+            <m:sty m:val="p"/>
+          </m:rPr>
+          <w:rPr>
+            <w:rFonts w:ascii="Cambria Math" w:hAnsi="Cambria Math" w:eastAsia="Cambria Math"/>
+            <w:sz w:val="24"/>
+          </w:rPr>
+          <m:t>∑</m:t>
+        </m:r>
+        <m:f>
+          <m:num>
+            <m:sSup>
+              <m:e>
+                <m:r>
+                  <m:rPr>
+                    <m:sty m:val="p"/>
+                  </m:rPr>
+                  <w:rPr>
+                    <w:rFonts w:ascii="Cambria Math" w:hAnsi="Cambria Math" w:eastAsia="Cambria Math"/>
+                    <w:sz w:val="24"/>
+                  </w:rPr>
+                  <m:t>(</m:t>
+                </m:r>
+                <m:r>
+                  <m:rPr>
+                    <m:sty m:val="p"/>
+                  </m:rPr>
+                  <w:rPr>
+                    <w:rFonts w:ascii="Cambria Math" w:hAnsi="Cambria Math" w:eastAsia="Cambria Math"/>
+                    <w:sz w:val="24"/>
+                  </w:rPr>
+                  <m:t>O − E</m:t>
+                </m:r>
+                <m:r>
+                  <m:rPr>
+                    <m:sty m:val="p"/>
+                  </m:rPr>
+                  <w:rPr>
+                    <w:rFonts w:ascii="Cambria Math" w:hAnsi="Cambria Math" w:eastAsia="Cambria Math"/>
+                    <w:sz w:val="24"/>
+                  </w:rPr>
+                  <m:t>)</m:t>
+                </m:r>
+              </m:e>
+              <m:sup>
+                <m:r>
+                  <m:rPr>
+                    <m:sty m:val="p"/>
+                  </m:rPr>
+                  <w:rPr>
+                    <w:rFonts w:ascii="Cambria Math" w:hAnsi="Cambria Math" w:eastAsia="Cambria Math"/>
+                    <w:sz w:val="24"/>
+                  </w:rPr>
+                  <m:t>2</m:t>
+                </m:r>
+              </m:sup>
+            </m:sSup>
+          </m:num>
+          <m:den>
+            <m:r>
+              <m:rPr>
+                <m:sty m:val="p"/>
+              </m:rPr>
+              <w:rPr>
+                <w:rFonts w:ascii="Cambria Math" w:hAnsi="Cambria Math" w:eastAsia="Cambria Math"/>
+                <w:sz w:val="24"/>
+              </w:rPr>
+              <m:t>E</m:t>
+            </m:r>
+          </m:den>
+        </m:f>
+      </m:oMath>
     </w:p>
     <w:p>
       <w:r>
-        <w:t>其中，觀察次數是資料中實際看到的詞彙與類別共現次數，期望次數則是在詞彙與類別彼此獨立的假設下，理論上應該出現的次數。</w:t>
-      </w:r>
-      <w:r>
-        <w:t xml:space="preserve">χ² </w:t>
-      </w:r>
-      <w:r>
-        <w:t>數值越大，代表該詞彙與類別之間的關聯越強，越可能被選為有用特徵。</w:t>
+        <w:rPr>
+          <w:rFonts w:ascii="Times New Roman" w:hAnsi="Times New Roman" w:eastAsia="DFKai-SB"/>
+          <w:sz w:val="24"/>
+        </w:rPr>
+        <w:t xml:space="preserve">其中，觀察次數是資料中實際看到的詞彙與類別共現次數，期望次數則是在詞彙與類別彼此獨立的假設下，理論上應該出現的次數。</w:t>
+      </w:r>
+      <m:oMath>
+        <m:sSup>
+          <m:e>
+            <m:r>
+              <m:rPr>
+                <m:sty m:val="p"/>
+              </m:rPr>
+              <w:rPr>
+                <w:rFonts w:ascii="Cambria Math" w:hAnsi="Cambria Math" w:eastAsia="Cambria Math"/>
+                <w:sz w:val="24"/>
+              </w:rPr>
+              <m:t>χ</m:t>
+            </m:r>
+          </m:e>
+          <m:sup>
+            <m:r>
+              <m:rPr>
+                <m:sty m:val="p"/>
+              </m:rPr>
+              <w:rPr>
+                <w:rFonts w:ascii="Cambria Math" w:hAnsi="Cambria Math" w:eastAsia="Cambria Math"/>
+                <w:sz w:val="24"/>
+              </w:rPr>
+              <m:t>2</m:t>
+            </m:r>
+          </m:sup>
+        </m:sSup>
+      </m:oMath>
+      <w:r>
+        <w:rPr>
+          <w:rFonts w:ascii="Times New Roman" w:hAnsi="Times New Roman" w:eastAsia="DFKai-SB"/>
+          <w:sz w:val="24"/>
+        </w:rPr>
+        <w:t xml:space="preserve"> 數值越大，代表該詞彙與類別之間的關聯越強，越可能被選為有用特徵。</w:t>
       </w:r>
     </w:p>
     <w:p>
@@ -8426,39 +8555,1303 @@
       </w:pPr>
       <w:r>
         <w:rPr>
-          <w:rFonts w:cs="Times New Roman"/>
-          <w:szCs w:val="28"/>
-        </w:rPr>
-        <w:t>其中，</w:t>
+          <w:rFonts w:ascii="Times New Roman" w:hAnsi="Times New Roman" w:eastAsia="DFKai-SB"/>
+          <w:sz w:val="24"/>
+        </w:rPr>
+        <w:t xml:space="preserve">其中， 為維詞頻計數向量，為文件  的總詞數， 則為文件  中各詞彙出現機率所構成的向量。模型關鍵在於，詞彙出現機率 </w:t>
       </w:r>
       <m:oMath>
         <m:sSub>
-          <m:sSubPr>
-            <m:ctrlPr>
-              <w:rPr>
-                <w:rFonts w:ascii="Cambria Math" w:hAnsi="Cambria Math" w:cs="Times New Roman"/>
-                <w:i/>
-                <w:sz w:val="28"/>
-                <w:szCs w:val="28"/>
-              </w:rPr>
-            </m:ctrlPr>
-          </m:sSubPr>
           <m:e>
             <m:r>
-              <w:rPr>
-                <w:rFonts w:ascii="Cambria Math" w:hAnsi="Cambria Math" w:cs="Times New Roman"/>
-                <w:sz w:val="28"/>
-                <w:szCs w:val="28"/>
+              <m:rPr>
+                <m:sty m:val="p"/>
+              </m:rPr>
+              <w:rPr>
+                <w:rFonts w:ascii="Cambria Math" w:hAnsi="Cambria Math" w:eastAsia="Cambria Math"/>
+                <w:sz w:val="24"/>
+              </w:rPr>
+              <m:t>q</m:t>
+            </m:r>
+          </m:e>
+          <m:sub>
+            <m:r>
+              <m:rPr>
+                <m:sty m:val="p"/>
+              </m:rPr>
+              <w:rPr>
+                <w:rFonts w:ascii="Cambria Math" w:hAnsi="Cambria Math" w:eastAsia="Cambria Math"/>
+                <w:sz w:val="24"/>
+              </w:rPr>
+              <m:t>i</m:t>
+            </m:r>
+          </m:sub>
+        </m:sSub>
+      </m:oMath>
+      <w:r>
+        <w:rPr>
+          <w:rFonts w:ascii="Times New Roman" w:hAnsi="Times New Roman" w:eastAsia="DFKai-SB"/>
+          <w:sz w:val="24"/>
+        </w:rPr>
+        <w:t xml:space="preserve"> 可透過邏輯連結函數與目標變數相關因子 </w:t>
+      </w:r>
+      <m:oMath>
+        <m:sSub>
+          <m:e>
+            <m:r>
+              <m:rPr>
+                <m:sty m:val="p"/>
+              </m:rPr>
+              <w:rPr>
+                <w:rFonts w:ascii="Cambria Math" w:hAnsi="Cambria Math" w:eastAsia="Cambria Math"/>
+                <w:sz w:val="24"/>
+              </w:rPr>
+              <m:t>v</m:t>
+            </m:r>
+          </m:e>
+          <m:sub>
+            <m:r>
+              <m:rPr>
+                <m:sty m:val="p"/>
+              </m:rPr>
+              <w:rPr>
+                <w:rFonts w:ascii="Cambria Math" w:hAnsi="Cambria Math" w:eastAsia="Cambria Math"/>
+                <w:sz w:val="24"/>
+              </w:rPr>
+              <m:t>i</m:t>
+            </m:r>
+          </m:sub>
+        </m:sSub>
+      </m:oMath>
+      <w:r>
+        <w:rPr>
+          <w:rFonts w:ascii="Times New Roman" w:hAnsi="Times New Roman" w:eastAsia="DFKai-SB"/>
+          <w:sz w:val="24"/>
+        </w:rPr>
+        <w:t xml:space="preserve"> 建立關係：</w:t>
+      </w:r>
+    </w:p>
+    <w:p>
+      <w:pPr>
+        <w:spacing w:before="120" w:after="120"/>
+        <w:jc w:val="center"/>
+        <w:outlineLvl w:val="0"/>
+        <w:rPr>
+          <w:rFonts w:cs="Times New Roman"/>
+          <w:szCs w:val="28"/>
+        </w:rPr>
+      </w:pPr>
+      <m:oMath>
+        <m:sSub>
+          <m:e>
+            <m:r>
+              <m:rPr>
+                <m:sty m:val="p"/>
+              </m:rPr>
+              <w:rPr>
+                <w:rFonts w:ascii="Cambria Math" w:hAnsi="Cambria Math" w:eastAsia="Cambria Math"/>
+                <w:sz w:val="24"/>
+              </w:rPr>
+              <m:t>q</m:t>
+            </m:r>
+          </m:e>
+          <m:sub>
+            <m:r>
+              <m:rPr>
+                <m:sty m:val="p"/>
+              </m:rPr>
+              <w:rPr>
+                <w:rFonts w:ascii="Cambria Math" w:hAnsi="Cambria Math" w:eastAsia="Cambria Math"/>
+                <w:sz w:val="24"/>
+              </w:rPr>
+              <m:t>ij</m:t>
+            </m:r>
+          </m:sub>
+        </m:sSub>
+        <m:r>
+          <m:rPr>
+            <m:sty m:val="p"/>
+          </m:rPr>
+          <w:rPr>
+            <w:rFonts w:ascii="Cambria Math" w:hAnsi="Cambria Math" w:eastAsia="Cambria Math"/>
+            <w:sz w:val="24"/>
+          </w:rPr>
+          <m:t> = </m:t>
+        </m:r>
+        <m:f>
+          <m:num>
+            <m:r>
+              <m:rPr>
+                <m:sty m:val="p"/>
+              </m:rPr>
+              <w:rPr>
+                <w:rFonts w:ascii="Cambria Math" w:hAnsi="Cambria Math" w:eastAsia="Cambria Math"/>
+                <w:sz w:val="24"/>
+              </w:rPr>
+              <m:t>exp(</m:t>
+            </m:r>
+            <m:sSub>
+              <m:e>
+                <m:r>
+                  <m:rPr>
+                    <m:sty m:val="p"/>
+                  </m:rPr>
+                  <w:rPr>
+                    <w:rFonts w:ascii="Cambria Math" w:hAnsi="Cambria Math" w:eastAsia="Cambria Math"/>
+                    <w:sz w:val="24"/>
+                  </w:rPr>
+                  <m:t>η</m:t>
+                </m:r>
+              </m:e>
+              <m:sub>
+                <m:r>
+                  <m:rPr>
+                    <m:sty m:val="p"/>
+                  </m:rPr>
+                  <w:rPr>
+                    <w:rFonts w:ascii="Cambria Math" w:hAnsi="Cambria Math" w:eastAsia="Cambria Math"/>
+                    <w:sz w:val="24"/>
+                  </w:rPr>
+                  <m:t>ij</m:t>
+                </m:r>
+              </m:sub>
+            </m:sSub>
+            <m:r>
+              <m:rPr>
+                <m:sty m:val="p"/>
+              </m:rPr>
+              <w:rPr>
+                <w:rFonts w:ascii="Cambria Math" w:hAnsi="Cambria Math" w:eastAsia="Cambria Math"/>
+                <w:sz w:val="24"/>
+              </w:rPr>
+              <m:t>)</m:t>
+            </m:r>
+          </m:num>
+          <m:den>
+            <m:nary>
+              <m:naryPr>
+                <m:chr m:val="∑"/>
+                <m:limLoc m:val="subSup"/>
+              </m:naryPr>
+              <m:sub>
+                <m:r>
+                  <m:rPr>
+                    <m:sty m:val="p"/>
+                  </m:rPr>
+                  <w:rPr>
+                    <w:rFonts w:ascii="Cambria Math" w:hAnsi="Cambria Math" w:eastAsia="Cambria Math"/>
+                    <w:sz w:val="24"/>
+                  </w:rPr>
+                  <m:t>l=1</m:t>
+                </m:r>
+              </m:sub>
+              <m:sup>
+                <m:r>
+                  <m:rPr>
+                    <m:sty m:val="p"/>
+                  </m:rPr>
+                  <w:rPr>
+                    <w:rFonts w:ascii="Cambria Math" w:hAnsi="Cambria Math" w:eastAsia="Cambria Math"/>
+                    <w:sz w:val="24"/>
+                  </w:rPr>
+                  <m:t>p</m:t>
+                </m:r>
+              </m:sup>
+              <m:e>
+                <m:r>
+                  <m:rPr>
+                    <m:sty m:val="p"/>
+                  </m:rPr>
+                  <w:rPr>
+                    <w:rFonts w:ascii="Cambria Math" w:hAnsi="Cambria Math" w:eastAsia="Cambria Math"/>
+                    <w:sz w:val="24"/>
+                  </w:rPr>
+                  <m:t>exp(</m:t>
+                </m:r>
+                <m:sSub>
+                  <m:e>
+                    <m:r>
+                      <m:rPr>
+                        <m:sty m:val="p"/>
+                      </m:rPr>
+                      <w:rPr>
+                        <w:rFonts w:ascii="Cambria Math" w:hAnsi="Cambria Math" w:eastAsia="Cambria Math"/>
+                        <w:sz w:val="24"/>
+                      </w:rPr>
+                      <m:t>η</m:t>
+                    </m:r>
+                  </m:e>
+                  <m:sub>
+                    <m:r>
+                      <m:rPr>
+                        <m:sty m:val="p"/>
+                      </m:rPr>
+                      <w:rPr>
+                        <w:rFonts w:ascii="Cambria Math" w:hAnsi="Cambria Math" w:eastAsia="Cambria Math"/>
+                        <w:sz w:val="24"/>
+                      </w:rPr>
+                      <m:t>il</m:t>
+                    </m:r>
+                  </m:sub>
+                </m:sSub>
+                <m:r>
+                  <m:rPr>
+                    <m:sty m:val="p"/>
+                  </m:rPr>
+                  <w:rPr>
+                    <w:rFonts w:ascii="Cambria Math" w:hAnsi="Cambria Math" w:eastAsia="Cambria Math"/>
+                    <w:sz w:val="24"/>
+                  </w:rPr>
+                  <m:t>)</m:t>
+                </m:r>
+              </m:e>
+            </m:nary>
+          </m:den>
+        </m:f>
+      </m:oMath>
+    </w:p>
+    <w:p>
+      <w:pPr>
+        <w:outlineLvl w:val="0"/>
+        <w:rPr>
+          <w:rFonts w:cs="Times New Roman"/>
+          <w:szCs w:val="28"/>
+        </w:rPr>
+      </w:pPr>
+      <w:r>
+        <w:rPr>
+          <w:rFonts w:cs="Times New Roman"/>
+          <w:szCs w:val="28"/>
+        </w:rPr>
+        <w:t>其中：</w:t>
+      </w:r>
+    </w:p>
+    <w:p>
+      <w:pPr>
+        <w:spacing w:before="120" w:after="120"/>
+        <w:jc w:val="center"/>
+        <w:outlineLvl w:val="0"/>
+        <w:rPr>
+          <w:rFonts w:cs="Times New Roman"/>
+          <w:szCs w:val="28"/>
+        </w:rPr>
+      </w:pPr>
+      <m:oMath>
+        <m:sSub>
+          <m:e>
+            <m:r>
+              <m:rPr>
+                <m:sty m:val="p"/>
+              </m:rPr>
+              <w:rPr>
+                <w:rFonts w:ascii="Cambria Math" w:hAnsi="Cambria Math" w:eastAsia="Cambria Math"/>
+                <w:sz w:val="24"/>
+              </w:rPr>
+              <m:t>η</m:t>
+            </m:r>
+          </m:e>
+          <m:sub>
+            <m:r>
+              <m:rPr>
+                <m:sty m:val="p"/>
+              </m:rPr>
+              <w:rPr>
+                <w:rFonts w:ascii="Cambria Math" w:hAnsi="Cambria Math" w:eastAsia="Cambria Math"/>
+                <w:sz w:val="24"/>
+              </w:rPr>
+              <m:t>ij</m:t>
+            </m:r>
+          </m:sub>
+        </m:sSub>
+        <m:r>
+          <m:rPr>
+            <m:sty m:val="p"/>
+          </m:rPr>
+          <w:rPr>
+            <w:rFonts w:ascii="Cambria Math" w:hAnsi="Cambria Math" w:eastAsia="Cambria Math"/>
+            <w:sz w:val="24"/>
+          </w:rPr>
+          <m:t> = </m:t>
+        </m:r>
+        <m:sSub>
+          <m:e>
+            <m:r>
+              <m:rPr>
+                <m:sty m:val="p"/>
+              </m:rPr>
+              <w:rPr>
+                <w:rFonts w:ascii="Cambria Math" w:hAnsi="Cambria Math" w:eastAsia="Cambria Math"/>
+                <w:sz w:val="24"/>
+              </w:rPr>
+              <m:t>α</m:t>
+            </m:r>
+          </m:e>
+          <m:sub>
+            <m:r>
+              <m:rPr>
+                <m:sty m:val="p"/>
+              </m:rPr>
+              <w:rPr>
+                <w:rFonts w:ascii="Cambria Math" w:hAnsi="Cambria Math" w:eastAsia="Cambria Math"/>
+                <w:sz w:val="24"/>
+              </w:rPr>
+              <m:t>j</m:t>
+            </m:r>
+          </m:sub>
+        </m:sSub>
+        <m:r>
+          <m:rPr>
+            <m:sty m:val="p"/>
+          </m:rPr>
+          <w:rPr>
+            <w:rFonts w:ascii="Cambria Math" w:hAnsi="Cambria Math" w:eastAsia="Cambria Math"/>
+            <w:sz w:val="24"/>
+          </w:rPr>
+          <m:t> + </m:t>
+        </m:r>
+        <m:sSup>
+          <m:e>
+            <m:sSub>
+              <m:e>
+                <m:r>
+                  <m:rPr>
+                    <m:sty m:val="p"/>
+                  </m:rPr>
+                  <w:rPr>
+                    <w:rFonts w:ascii="Cambria Math" w:hAnsi="Cambria Math" w:eastAsia="Cambria Math"/>
+                    <w:sz w:val="24"/>
+                  </w:rPr>
+                  <m:t>v</m:t>
+                </m:r>
+              </m:e>
+              <m:sub>
+                <m:r>
+                  <m:rPr>
+                    <m:sty m:val="p"/>
+                  </m:rPr>
+                  <w:rPr>
+                    <w:rFonts w:ascii="Cambria Math" w:hAnsi="Cambria Math" w:eastAsia="Cambria Math"/>
+                    <w:sz w:val="24"/>
+                  </w:rPr>
+                  <m:t>i</m:t>
+                </m:r>
+              </m:sub>
+            </m:sSub>
+          </m:e>
+          <m:sup>
+            <m:r>
+              <m:rPr>
+                <m:sty m:val="p"/>
+              </m:rPr>
+              <w:rPr>
+                <w:rFonts w:ascii="Cambria Math" w:hAnsi="Cambria Math" w:eastAsia="Cambria Math"/>
+                <w:sz w:val="24"/>
+              </w:rPr>
+              <m:t>T</m:t>
+            </m:r>
+          </m:sup>
+        </m:sSup>
+        <m:sSub>
+          <m:e>
+            <m:r>
+              <m:rPr>
+                <m:sty m:val="p"/>
+              </m:rPr>
+              <w:rPr>
+                <w:rFonts w:ascii="Cambria Math" w:hAnsi="Cambria Math" w:eastAsia="Cambria Math"/>
+                <w:sz w:val="24"/>
+              </w:rPr>
+              <m:t>φ</m:t>
+            </m:r>
+          </m:e>
+          <m:sub>
+            <m:r>
+              <m:rPr>
+                <m:sty m:val="p"/>
+              </m:rPr>
+              <w:rPr>
+                <w:rFonts w:ascii="Cambria Math" w:hAnsi="Cambria Math" w:eastAsia="Cambria Math"/>
+                <w:sz w:val="24"/>
+              </w:rPr>
+              <m:t>j</m:t>
+            </m:r>
+          </m:sub>
+        </m:sSub>
+      </m:oMath>
+    </w:p>
+    <w:p>
+      <w:pPr>
+        <w:outlineLvl w:val="0"/>
+        <w:rPr>
+          <w:rFonts w:cs="Times New Roman"/>
+          <w:szCs w:val="28"/>
+        </w:rPr>
+      </w:pPr>
+      <w:r>
+        <w:rPr>
+          <w:rFonts w:ascii="Times New Roman" w:hAnsi="Times New Roman" w:eastAsia="DFKai-SB"/>
+          <w:sz w:val="24"/>
+        </w:rPr>
+        <w:t xml:space="preserve">在此公式中，</w:t>
+      </w:r>
+      <m:oMath>
+        <m:sSub>
+          <m:e>
+            <m:r>
+              <m:rPr>
+                <m:sty m:val="p"/>
+              </m:rPr>
+              <w:rPr>
+                <w:rFonts w:ascii="Cambria Math" w:hAnsi="Cambria Math" w:eastAsia="Cambria Math"/>
+                <w:sz w:val="24"/>
+              </w:rPr>
+              <m:t>α</m:t>
+            </m:r>
+          </m:e>
+          <m:sub>
+            <m:r>
+              <m:rPr>
+                <m:sty m:val="p"/>
+              </m:rPr>
+              <w:rPr>
+                <w:rFonts w:ascii="Cambria Math" w:hAnsi="Cambria Math" w:eastAsia="Cambria Math"/>
+                <w:sz w:val="24"/>
+              </w:rPr>
+              <m:t>j</m:t>
+            </m:r>
+          </m:sub>
+        </m:sSub>
+      </m:oMath>
+      <w:r>
+        <w:rPr>
+          <w:rFonts w:ascii="Times New Roman" w:hAnsi="Times New Roman" w:eastAsia="DFKai-SB"/>
+          <w:sz w:val="24"/>
+        </w:rPr>
+        <w:t xml:space="preserve"> 為詞彙 j 的基礎攔截項，代表該詞彙在整體語料中的基準出現傾向；</w:t>
+      </w:r>
+      <m:oMath>
+        <m:sSub>
+          <m:e>
+            <m:r>
+              <m:rPr>
+                <m:sty m:val="p"/>
+              </m:rPr>
+              <w:rPr>
+                <w:rFonts w:ascii="Cambria Math" w:hAnsi="Cambria Math" w:eastAsia="Cambria Math"/>
+                <w:sz w:val="24"/>
+              </w:rPr>
+              <m:t>φ</m:t>
+            </m:r>
+          </m:e>
+          <m:sub>
+            <m:r>
+              <m:rPr>
+                <m:sty m:val="p"/>
+              </m:rPr>
+              <w:rPr>
+                <w:rFonts w:ascii="Cambria Math" w:hAnsi="Cambria Math" w:eastAsia="Cambria Math"/>
+                <w:sz w:val="24"/>
+              </w:rPr>
+              <m:t>j</m:t>
+            </m:r>
+          </m:sub>
+        </m:sSub>
+      </m:oMath>
+      <w:r>
+        <w:rPr>
+          <w:rFonts w:ascii="Times New Roman" w:hAnsi="Times New Roman" w:eastAsia="DFKai-SB"/>
+          <w:sz w:val="24"/>
+        </w:rPr>
+        <w:t xml:space="preserve"> 則為詞彙 j 對應於目標變數因子 </w:t>
+      </w:r>
+      <m:oMath>
+        <m:sSub>
+          <m:e>
+            <m:r>
+              <m:rPr>
+                <m:sty m:val="p"/>
+              </m:rPr>
+              <w:rPr>
+                <w:rFonts w:ascii="Cambria Math" w:hAnsi="Cambria Math" w:eastAsia="Cambria Math"/>
+                <w:sz w:val="24"/>
+              </w:rPr>
+              <m:t>v</m:t>
+            </m:r>
+          </m:e>
+          <m:sub>
+            <m:r>
+              <m:rPr>
+                <m:sty m:val="p"/>
+              </m:rPr>
+              <w:rPr>
+                <w:rFonts w:ascii="Cambria Math" w:hAnsi="Cambria Math" w:eastAsia="Cambria Math"/>
+                <w:sz w:val="24"/>
+              </w:rPr>
+              <m:t>i</m:t>
+            </m:r>
+          </m:sub>
+        </m:sSub>
+      </m:oMath>
+      <w:r>
+        <w:rPr>
+          <w:rFonts w:ascii="Times New Roman" w:hAnsi="Times New Roman" w:eastAsia="DFKai-SB"/>
+          <w:sz w:val="24"/>
+        </w:rPr>
+        <w:t xml:space="preserve"> 的負載參數，用以描述該詞彙與裁判結果相關變異之間的關係。若某些詞彙在不同裁判結果類別中的分布差異明顯，其對應的 </w:t>
+      </w:r>
+      <m:oMath>
+        <m:sSub>
+          <m:e>
+            <m:r>
+              <m:rPr>
+                <m:sty m:val="p"/>
+              </m:rPr>
+              <w:rPr>
+                <w:rFonts w:ascii="Cambria Math" w:hAnsi="Cambria Math" w:eastAsia="Cambria Math"/>
+                <w:sz w:val="24"/>
+              </w:rPr>
+              <m:t>φ</m:t>
+            </m:r>
+          </m:e>
+          <m:sub>
+            <m:r>
+              <m:rPr>
+                <m:sty m:val="p"/>
+              </m:rPr>
+              <w:rPr>
+                <w:rFonts w:ascii="Cambria Math" w:hAnsi="Cambria Math" w:eastAsia="Cambria Math"/>
+                <w:sz w:val="24"/>
+              </w:rPr>
+              <m:t>j</m:t>
+            </m:r>
+          </m:sub>
+        </m:sSub>
+      </m:oMath>
+      <w:r>
+        <w:rPr>
+          <w:rFonts w:ascii="Times New Roman" w:hAnsi="Times New Roman" w:eastAsia="DFKai-SB"/>
+          <w:sz w:val="24"/>
+        </w:rPr>
+        <w:t xml:space="preserve"> 便可能具有較高的判別意義。</w:t>
+      </w:r>
+    </w:p>
+    <w:p>
+      <w:pPr>
+        <w:outlineLvl w:val="0"/>
+        <w:rPr>
+          <w:rFonts w:cs="Times New Roman"/>
+          <w:szCs w:val="28"/>
+        </w:rPr>
+      </w:pPr>
+      <w:r>
+        <w:rPr>
+          <w:rFonts w:cs="Times New Roman"/>
+          <w:szCs w:val="28"/>
+        </w:rPr>
+        <w:t xml:space="preserve">MNIR </w:t>
+      </w:r>
+      <w:r>
+        <w:rPr>
+          <w:rFonts w:cs="Times New Roman"/>
+          <w:szCs w:val="28"/>
+        </w:rPr>
+        <w:t>的優勢在於，當多份文件具有相同或相近的目標變數特徵時，可透過合併計數（</w:t>
+      </w:r>
+      <w:r>
+        <w:rPr>
+          <w:rFonts w:cs="Times New Roman"/>
+          <w:szCs w:val="28"/>
+        </w:rPr>
+        <w:t>pooling tokens</w:t>
+      </w:r>
+      <w:r>
+        <w:rPr>
+          <w:rFonts w:cs="Times New Roman"/>
+          <w:szCs w:val="28"/>
+        </w:rPr>
+        <w:t>）將資料壓縮為應急表（</w:t>
+      </w:r>
+      <w:r>
+        <w:rPr>
+          <w:rFonts w:cs="Times New Roman"/>
+          <w:szCs w:val="28"/>
+        </w:rPr>
+        <w:t>contingency tables</w:t>
+      </w:r>
+      <w:r>
+        <w:rPr>
+          <w:rFonts w:cs="Times New Roman"/>
+          <w:szCs w:val="28"/>
+        </w:rPr>
+        <w:t>）形式進行估計。此一可折疊性（</w:t>
+      </w:r>
+      <w:r>
+        <w:rPr>
+          <w:rFonts w:cs="Times New Roman"/>
+          <w:szCs w:val="28"/>
+        </w:rPr>
+        <w:t>collapsibility</w:t>
+      </w:r>
+      <w:r>
+        <w:rPr>
+          <w:rFonts w:cs="Times New Roman"/>
+          <w:szCs w:val="28"/>
+        </w:rPr>
+        <w:t>）可降低高維文本資料的計算負擔，使模型在處理大規模語料時具備較佳效率。對本研究而言，</w:t>
+      </w:r>
+      <w:r>
+        <w:rPr>
+          <w:rFonts w:cs="Times New Roman"/>
+          <w:szCs w:val="28"/>
+        </w:rPr>
+        <w:t xml:space="preserve">MNIR </w:t>
+      </w:r>
+      <w:r>
+        <w:rPr>
+          <w:rFonts w:cs="Times New Roman"/>
+          <w:szCs w:val="28"/>
+        </w:rPr>
+        <w:t>的目的即是透過此一逆向建模方式，萃取法律文本中與裁判結果相關的低維表徵。</w:t>
+      </w:r>
+    </w:p>
+    <w:p>
+      <w:pPr>
+        <w:outlineLvl w:val="0"/>
+        <w:rPr>
+          <w:rFonts w:cs="Times New Roman"/>
+          <w:sz w:val="28"/>
+          <w:szCs w:val="28"/>
+        </w:rPr>
+      </w:pPr>
+    </w:p>
+    <w:p>
+      <w:pPr>
+        <w:pStyle w:val="3"/>
+        <w:rPr>
+          <w:rFonts w:eastAsia="標楷體" w:cs="Times New Roman"/>
+          <w:sz w:val="28"/>
+          <w:szCs w:val="28"/>
+        </w:rPr>
+      </w:pPr>
+      <w:r>
+        <w:rPr>
+          <w:rFonts w:eastAsia="標楷體" w:cs="Times New Roman" w:hint="eastAsia"/>
+          <w:szCs w:val="28"/>
+        </w:rPr>
+        <w:lastRenderedPageBreak/>
+        <w:t>3.</w:t>
+      </w:r>
+      <w:r>
+        <w:rPr>
+          <w:rFonts w:eastAsia="標楷體" w:cs="Times New Roman" w:hint="eastAsia"/>
+          <w:szCs w:val="28"/>
+        </w:rPr>
+        <w:t>8</w:t>
+      </w:r>
+      <w:r>
+        <w:rPr>
+          <w:rFonts w:eastAsia="標楷體" w:cs="Times New Roman" w:hint="eastAsia"/>
+          <w:szCs w:val="28"/>
+        </w:rPr>
+        <w:t xml:space="preserve">.2 Gamma-Lasso </w:t>
+      </w:r>
+      <w:r>
+        <w:rPr>
+          <w:rFonts w:eastAsia="標楷體" w:cs="Times New Roman" w:hint="eastAsia"/>
+          <w:szCs w:val="28"/>
+        </w:rPr>
+        <w:t>估計法與非凹性懲罰機制</w:t>
+      </w:r>
+    </w:p>
+    <w:p>
+      <w:pPr>
+        <w:outlineLvl w:val="0"/>
+        <w:rPr>
+          <w:rFonts w:cs="Times New Roman"/>
+          <w:szCs w:val="28"/>
+        </w:rPr>
+      </w:pPr>
+      <w:r>
+        <w:rPr>
+          <w:rFonts w:cs="Times New Roman"/>
+          <w:szCs w:val="28"/>
+        </w:rPr>
+        <w:t>面對高維文本資料，</w:t>
+      </w:r>
+      <w:r>
+        <w:rPr>
+          <w:rFonts w:cs="Times New Roman"/>
+          <w:szCs w:val="28"/>
+        </w:rPr>
+        <w:t xml:space="preserve">MNIR </w:t>
+      </w:r>
+      <w:r>
+        <w:rPr>
+          <w:rFonts w:cs="Times New Roman"/>
+          <w:szCs w:val="28"/>
+        </w:rPr>
+        <w:t>仍需估計大量詞彙負載參數。若所有詞彙參數皆無限制地進入模型，容易造成估計不穩定與過度擬合。因此，</w:t>
+      </w:r>
+      <w:r>
+        <w:rPr>
+          <w:rFonts w:cs="Times New Roman"/>
+          <w:szCs w:val="28"/>
+        </w:rPr>
+        <w:t>Taddy</w:t>
+      </w:r>
+      <w:r>
+        <w:rPr>
+          <w:rFonts w:cs="Times New Roman"/>
+          <w:szCs w:val="28"/>
+        </w:rPr>
+        <w:t>（</w:t>
+      </w:r>
+      <w:r>
+        <w:rPr>
+          <w:rFonts w:cs="Times New Roman"/>
+          <w:szCs w:val="28"/>
+        </w:rPr>
+        <w:t>2013</w:t>
+      </w:r>
+      <w:r>
+        <w:rPr>
+          <w:rFonts w:cs="Times New Roman"/>
+          <w:szCs w:val="28"/>
+        </w:rPr>
+        <w:t>）提出</w:t>
+      </w:r>
+      <w:r>
+        <w:rPr>
+          <w:rFonts w:cs="Times New Roman"/>
+          <w:szCs w:val="28"/>
+        </w:rPr>
+        <w:t xml:space="preserve"> Gamma-Lasso </w:t>
+      </w:r>
+      <w:r>
+        <w:rPr>
+          <w:rFonts w:cs="Times New Roman"/>
+          <w:szCs w:val="28"/>
+        </w:rPr>
+        <w:t>估計法，用以在高維文字模型中進行有效的正則化與特徵壓縮。</w:t>
+      </w:r>
+    </w:p>
+    <w:p>
+      <w:pPr>
+        <w:outlineLvl w:val="0"/>
+        <w:rPr>
+          <w:rFonts w:cs="Times New Roman"/>
+          <w:szCs w:val="28"/>
+        </w:rPr>
+      </w:pPr>
+      <w:r>
+        <w:rPr>
+          <w:rFonts w:ascii="Times New Roman" w:hAnsi="Times New Roman" w:eastAsia="DFKai-SB"/>
+          <w:sz w:val="24"/>
+        </w:rPr>
+        <w:t xml:space="preserve">Gamma-Lasso 的核心概念，是為每個詞彙負載參數 </w:t>
+      </w:r>
+      <m:oMath>
+        <m:sSub>
+          <m:e>
+            <m:r>
+              <m:rPr>
+                <m:sty m:val="p"/>
+              </m:rPr>
+              <w:rPr>
+                <w:rFonts w:ascii="Cambria Math" w:hAnsi="Cambria Math" w:eastAsia="Cambria Math"/>
+                <w:sz w:val="24"/>
+              </w:rPr>
+              <m:t>φ</m:t>
+            </m:r>
+          </m:e>
+          <m:sub>
+            <m:r>
+              <m:rPr>
+                <m:sty m:val="p"/>
+              </m:rPr>
+              <w:rPr>
+                <w:rFonts w:ascii="Cambria Math" w:hAnsi="Cambria Math" w:eastAsia="Cambria Math"/>
+                <w:sz w:val="24"/>
+              </w:rPr>
+              <m:t>j</m:t>
+            </m:r>
+          </m:sub>
+        </m:sSub>
+      </m:oMath>
+      <w:r>
+        <w:rPr>
+          <w:rFonts w:ascii="Times New Roman" w:hAnsi="Times New Roman" w:eastAsia="DFKai-SB"/>
+          <w:sz w:val="24"/>
+        </w:rPr>
+        <w:t xml:space="preserve"> 設定獨立的拉普拉斯先驗（independent Laplace priors），並結合未知的伽瑪超先驗（Gamma hyperpriors）。此一設定會形成非凹性懲罰（nonconcave penalization）機制，使模型能在保留重要詞彙訊號的同時，抑制不具預測價值之詞彙。</w:t>
+      </w:r>
+    </w:p>
+    <w:p>
+      <w:pPr>
+        <w:outlineLvl w:val="0"/>
+        <w:rPr>
+          <w:rFonts w:cs="Times New Roman"/>
+          <w:szCs w:val="28"/>
+        </w:rPr>
+      </w:pPr>
+      <w:r>
+        <w:rPr>
+          <w:rFonts w:cs="Times New Roman"/>
+          <w:szCs w:val="28"/>
+        </w:rPr>
+        <w:t>此機制具有三項意義。第一，</w:t>
+      </w:r>
+      <w:r>
+        <w:rPr>
+          <w:rFonts w:cs="Times New Roman"/>
+          <w:szCs w:val="28"/>
+        </w:rPr>
+        <w:t xml:space="preserve">Gamma-Lasso </w:t>
+      </w:r>
+      <w:r>
+        <w:rPr>
+          <w:rFonts w:cs="Times New Roman"/>
+          <w:szCs w:val="28"/>
+        </w:rPr>
+        <w:t>相較於標準</w:t>
+      </w:r>
+      <w:r>
+        <w:rPr>
+          <w:rFonts w:cs="Times New Roman"/>
+          <w:szCs w:val="28"/>
+        </w:rPr>
+        <w:t xml:space="preserve"> Lasso </w:t>
+      </w:r>
+      <w:r>
+        <w:rPr>
+          <w:rFonts w:cs="Times New Roman"/>
+          <w:szCs w:val="28"/>
+        </w:rPr>
+        <w:t>較能降低大係數偏誤。標準</w:t>
+      </w:r>
+      <w:r>
+        <w:rPr>
+          <w:rFonts w:cs="Times New Roman"/>
+          <w:szCs w:val="28"/>
+        </w:rPr>
+        <w:t xml:space="preserve"> Lasso </w:t>
+      </w:r>
+      <w:r>
+        <w:rPr>
+          <w:rFonts w:cs="Times New Roman"/>
+          <w:szCs w:val="28"/>
+        </w:rPr>
+        <w:t>會對所有係數進行一致性的向零縮減，可能使真正重要的詞彙訊號被過度壓縮；</w:t>
+      </w:r>
+      <w:r>
+        <w:rPr>
+          <w:rFonts w:cs="Times New Roman"/>
+          <w:szCs w:val="28"/>
+        </w:rPr>
+        <w:t xml:space="preserve">Gamma-Lasso </w:t>
+      </w:r>
+      <w:r>
+        <w:rPr>
+          <w:rFonts w:cs="Times New Roman"/>
+          <w:szCs w:val="28"/>
+        </w:rPr>
+        <w:t>則在強訊號詞彙上具有較低偏誤，有助於保留與裁判結果高度相關的詞彙負載。第二，</w:t>
+      </w:r>
+      <w:r>
+        <w:rPr>
+          <w:rFonts w:cs="Times New Roman"/>
+          <w:szCs w:val="28"/>
+        </w:rPr>
+        <w:t xml:space="preserve">Gamma-Lasso </w:t>
+      </w:r>
+      <w:r>
+        <w:rPr>
+          <w:rFonts w:cs="Times New Roman"/>
+          <w:szCs w:val="28"/>
+        </w:rPr>
+        <w:t>具備計算可擴展性，可透過座標下降法（</w:t>
+      </w:r>
+      <w:r>
+        <w:rPr>
+          <w:rFonts w:cs="Times New Roman"/>
+          <w:szCs w:val="28"/>
+        </w:rPr>
+        <w:t>coordinate descent</w:t>
+      </w:r>
+      <w:r>
+        <w:rPr>
+          <w:rFonts w:cs="Times New Roman"/>
+          <w:szCs w:val="28"/>
+        </w:rPr>
+        <w:t>）進行參數估計，降低在大規模文本資料中進行模型訓練的計算成本。第三，</w:t>
+      </w:r>
+      <w:r>
+        <w:rPr>
+          <w:rFonts w:cs="Times New Roman"/>
+          <w:szCs w:val="28"/>
+        </w:rPr>
+        <w:t xml:space="preserve">Gamma-Lasso </w:t>
+      </w:r>
+      <w:r>
+        <w:rPr>
+          <w:rFonts w:cs="Times New Roman"/>
+          <w:szCs w:val="28"/>
+        </w:rPr>
+        <w:t>具有稀疏誘導能力，可將無明顯預測價值的詞彙負載壓縮至接近零，進而提升模型的穩定性與可解釋性。</w:t>
+      </w:r>
+    </w:p>
+    <w:p>
+      <w:pPr>
+        <w:outlineLvl w:val="0"/>
+        <w:rPr>
+          <w:rFonts w:cs="Times New Roman"/>
+          <w:szCs w:val="28"/>
+        </w:rPr>
+      </w:pPr>
+      <w:r>
+        <w:rPr>
+          <w:rFonts w:cs="Times New Roman"/>
+          <w:szCs w:val="28"/>
+        </w:rPr>
+        <w:t>對本研究而言，</w:t>
+      </w:r>
+      <w:r>
+        <w:rPr>
+          <w:rFonts w:cs="Times New Roman"/>
+          <w:szCs w:val="28"/>
+        </w:rPr>
+        <w:t xml:space="preserve">Gamma-Lasso </w:t>
+      </w:r>
+      <w:r>
+        <w:rPr>
+          <w:rFonts w:cs="Times New Roman"/>
+          <w:szCs w:val="28"/>
+        </w:rPr>
+        <w:t>的價值在於協助</w:t>
+      </w:r>
+      <w:r>
+        <w:rPr>
+          <w:rFonts w:cs="Times New Roman"/>
+          <w:szCs w:val="28"/>
+        </w:rPr>
+        <w:t xml:space="preserve"> MNIR </w:t>
+      </w:r>
+      <w:r>
+        <w:rPr>
+          <w:rFonts w:cs="Times New Roman"/>
+          <w:szCs w:val="28"/>
+        </w:rPr>
+        <w:t>從大量法律詞彙中萃取與裁判結果較相關的訊號，並降低無關詞彙對後續分類模型造成的干擾。</w:t>
+      </w:r>
+    </w:p>
+    <w:p>
+      <w:pPr>
+        <w:pStyle w:val="3"/>
+        <w:rPr>
+          <w:rFonts w:eastAsia="標楷體" w:cs="Times New Roman"/>
+          <w:sz w:val="28"/>
+          <w:szCs w:val="28"/>
+        </w:rPr>
+      </w:pPr>
+      <w:r>
+        <w:rPr>
+          <w:rFonts w:eastAsia="標楷體" w:cs="Times New Roman" w:hint="eastAsia"/>
+          <w:szCs w:val="28"/>
+        </w:rPr>
+        <w:t>3.</w:t>
+      </w:r>
+      <w:r>
+        <w:rPr>
+          <w:rFonts w:eastAsia="標楷體" w:cs="Times New Roman" w:hint="eastAsia"/>
+          <w:szCs w:val="28"/>
+        </w:rPr>
+        <w:t>8</w:t>
+      </w:r>
+      <w:r>
+        <w:rPr>
+          <w:rFonts w:eastAsia="標楷體" w:cs="Times New Roman" w:hint="eastAsia"/>
+          <w:szCs w:val="28"/>
+        </w:rPr>
+        <w:t xml:space="preserve">.3 </w:t>
+      </w:r>
+      <w:r>
+        <w:rPr>
+          <w:rFonts w:eastAsia="標楷體" w:cs="Times New Roman" w:hint="eastAsia"/>
+          <w:szCs w:val="28"/>
+        </w:rPr>
+        <w:t>充分縮減分數之統計論證</w:t>
+      </w:r>
+    </w:p>
+    <w:p>
+      <w:pPr>
+        <w:outlineLvl w:val="0"/>
+        <w:rPr>
+          <w:rFonts w:cs="Times New Roman"/>
+          <w:szCs w:val="28"/>
+        </w:rPr>
+      </w:pPr>
+      <w:r>
+        <w:rPr>
+          <w:rFonts w:cs="Times New Roman"/>
+          <w:szCs w:val="28"/>
+        </w:rPr>
+        <w:t>在完成</w:t>
+      </w:r>
+      <w:r>
+        <w:rPr>
+          <w:rFonts w:cs="Times New Roman"/>
+          <w:szCs w:val="28"/>
+        </w:rPr>
+        <w:t xml:space="preserve"> MNIR </w:t>
+      </w:r>
+      <w:r>
+        <w:rPr>
+          <w:rFonts w:cs="Times New Roman"/>
+          <w:szCs w:val="28"/>
+        </w:rPr>
+        <w:t>參數估計後，模型會將每份文件轉換為充分縮減分數（</w:t>
+      </w:r>
+      <w:r>
+        <w:rPr>
+          <w:rFonts w:cs="Times New Roman"/>
+          <w:szCs w:val="28"/>
+        </w:rPr>
+        <w:t>Sufficient Reduction Scores, SR Scores</w:t>
+      </w:r>
+      <w:r>
+        <w:rPr>
+          <w:rFonts w:cs="Times New Roman"/>
+          <w:szCs w:val="28"/>
+        </w:rPr>
+        <w:t>）。此分數可視為原始高維文本向量的低維監督式表徵，用以保留與目標變數相關的文字訊號。</w:t>
+      </w:r>
+    </w:p>
+    <w:p>
+      <w:pPr>
+        <w:outlineLvl w:val="0"/>
+        <w:rPr>
+          <w:rFonts w:cs="Times New Roman"/>
+          <w:szCs w:val="28"/>
+        </w:rPr>
+      </w:pPr>
+      <w:r>
+        <w:rPr>
+          <w:rFonts w:cs="Times New Roman"/>
+          <w:szCs w:val="28"/>
+        </w:rPr>
+        <w:t>其基本計算方式可表示為：</w:t>
+      </w:r>
+    </w:p>
+    <w:p>
+      <w:pPr>
+        <w:spacing w:before="120" w:after="120"/>
+        <w:jc w:val="center"/>
+        <w:outlineLvl w:val="0"/>
+        <w:rPr>
+          <w:rFonts w:cs="Times New Roman"/>
+          <w:szCs w:val="28"/>
+        </w:rPr>
+      </w:pPr>
+      <m:oMath>
+        <m:sSub>
+          <m:e>
+            <m:r>
+              <m:rPr>
+                <m:sty m:val="p"/>
+              </m:rPr>
+              <w:rPr>
+                <w:rFonts w:ascii="Cambria Math" w:hAnsi="Cambria Math" w:eastAsia="Cambria Math"/>
+                <w:sz w:val="24"/>
+              </w:rPr>
+              <m:t>z</m:t>
+            </m:r>
+          </m:e>
+          <m:sub>
+            <m:r>
+              <m:rPr>
+                <m:sty m:val="p"/>
+              </m:rPr>
+              <w:rPr>
+                <w:rFonts w:ascii="Cambria Math" w:hAnsi="Cambria Math" w:eastAsia="Cambria Math"/>
+                <w:sz w:val="24"/>
+              </w:rPr>
+              <m:t>i</m:t>
+            </m:r>
+          </m:sub>
+        </m:sSub>
+        <m:r>
+          <m:rPr>
+            <m:sty m:val="p"/>
+          </m:rPr>
+          <w:rPr>
+            <w:rFonts w:ascii="Cambria Math" w:hAnsi="Cambria Math" w:eastAsia="Cambria Math"/>
+            <w:sz w:val="24"/>
+          </w:rPr>
+          <m:t> = </m:t>
+        </m:r>
+        <m:sSup>
+          <m:e>
+            <m:r>
+              <m:rPr>
+                <m:sty m:val="p"/>
+              </m:rPr>
+              <w:rPr>
+                <w:rFonts w:ascii="Cambria Math" w:hAnsi="Cambria Math" w:eastAsia="Cambria Math"/>
+                <w:sz w:val="24"/>
+              </w:rPr>
+              <m:t>φ</m:t>
+            </m:r>
+          </m:e>
+          <m:sup>
+            <m:r>
+              <m:rPr>
+                <m:sty m:val="p"/>
+              </m:rPr>
+              <w:rPr>
+                <w:rFonts w:ascii="Cambria Math" w:hAnsi="Cambria Math" w:eastAsia="Cambria Math"/>
+                <w:sz w:val="24"/>
+              </w:rPr>
+              <m:t>T</m:t>
+            </m:r>
+          </m:sup>
+        </m:sSup>
+        <m:sSub>
+          <m:e>
+            <m:r>
+              <m:rPr>
+                <m:sty m:val="p"/>
+              </m:rPr>
+              <w:rPr>
+                <w:rFonts w:ascii="Cambria Math" w:hAnsi="Cambria Math" w:eastAsia="Cambria Math"/>
+                <w:sz w:val="24"/>
+              </w:rPr>
+              <m:t>f</m:t>
+            </m:r>
+          </m:e>
+          <m:sub>
+            <m:r>
+              <m:rPr>
+                <m:sty m:val="p"/>
+              </m:rPr>
+              <w:rPr>
+                <w:rFonts w:ascii="Cambria Math" w:hAnsi="Cambria Math" w:eastAsia="Cambria Math"/>
+                <w:sz w:val="24"/>
+              </w:rPr>
+              <m:t>i</m:t>
+            </m:r>
+          </m:sub>
+        </m:sSub>
+      </m:oMath>
+    </w:p>
+    <w:p>
+      <w:pPr>
+        <w:outlineLvl w:val="0"/>
+        <w:rPr>
+          <w:rFonts w:cs="Times New Roman"/>
+          <w:szCs w:val="28"/>
+        </w:rPr>
+      </w:pPr>
+      <w:r>
+        <w:rPr>
+          <w:rFonts w:ascii="Times New Roman" w:hAnsi="Times New Roman" w:eastAsia="DFKai-SB"/>
+          <w:sz w:val="24"/>
+        </w:rPr>
+        <w:t xml:space="preserve">其中，</w:t>
+      </w:r>
+      <m:oMath>
+        <m:sSub>
+          <m:e>
+            <m:r>
+              <m:rPr>
+                <m:sty m:val="p"/>
+              </m:rPr>
+              <w:rPr>
+                <w:rFonts w:ascii="Cambria Math" w:hAnsi="Cambria Math" w:eastAsia="Cambria Math"/>
+                <w:sz w:val="24"/>
+              </w:rPr>
+              <m:t>f</m:t>
+            </m:r>
+          </m:e>
+          <m:sub>
+            <m:r>
+              <m:rPr>
+                <m:sty m:val="p"/>
+              </m:rPr>
+              <w:rPr>
+                <w:rFonts w:ascii="Cambria Math" w:hAnsi="Cambria Math" w:eastAsia="Cambria Math"/>
+                <w:sz w:val="24"/>
+              </w:rPr>
+              <m:t>i</m:t>
+            </m:r>
+          </m:sub>
+        </m:sSub>
+        <m:r>
+          <m:rPr>
+            <m:sty m:val="p"/>
+          </m:rPr>
+          <w:rPr>
+            <w:rFonts w:ascii="Cambria Math" w:hAnsi="Cambria Math" w:eastAsia="Cambria Math"/>
+            <w:sz w:val="24"/>
+          </w:rPr>
+          <m:t> = </m:t>
+        </m:r>
+        <m:sSub>
+          <m:e>
+            <m:r>
+              <m:rPr>
+                <m:sty m:val="p"/>
+              </m:rPr>
+              <w:rPr>
+                <w:rFonts w:ascii="Cambria Math" w:hAnsi="Cambria Math" w:eastAsia="Cambria Math"/>
+                <w:sz w:val="24"/>
               </w:rPr>
               <m:t>x</m:t>
             </m:r>
           </m:e>
           <m:sub>
             <m:r>
-              <w:rPr>
-                <w:rFonts w:ascii="Cambria Math" w:hAnsi="Cambria Math" w:cs="Times New Roman"/>
-                <w:sz w:val="28"/>
-                <w:szCs w:val="28"/>
+              <m:rPr>
+                <m:sty m:val="p"/>
+              </m:rPr>
+              <w:rPr>
+                <w:rFonts w:ascii="Cambria Math" w:hAnsi="Cambria Math" w:eastAsia="Cambria Math"/>
+                <w:sz w:val="24"/>
+              </w:rPr>
+              <m:t>i</m:t>
+            </m:r>
+          </m:sub>
+        </m:sSub>
+        <m:r>
+          <m:rPr>
+            <m:sty m:val="p"/>
+          </m:rPr>
+          <w:rPr>
+            <w:rFonts w:ascii="Cambria Math" w:hAnsi="Cambria Math" w:eastAsia="Cambria Math"/>
+            <w:sz w:val="24"/>
+          </w:rPr>
+          <m:t> / </m:t>
+        </m:r>
+        <m:sSub>
+          <m:e>
+            <m:r>
+              <m:rPr>
+                <m:sty m:val="p"/>
+              </m:rPr>
+              <w:rPr>
+                <w:rFonts w:ascii="Cambria Math" w:hAnsi="Cambria Math" w:eastAsia="Cambria Math"/>
+                <w:sz w:val="24"/>
+              </w:rPr>
+              <m:t>m</m:t>
+            </m:r>
+          </m:e>
+          <m:sub>
+            <m:r>
+              <m:rPr>
+                <m:sty m:val="p"/>
+              </m:rPr>
+              <w:rPr>
+                <w:rFonts w:ascii="Cambria Math" w:hAnsi="Cambria Math" w:eastAsia="Cambria Math"/>
+                <w:sz w:val="24"/>
               </w:rPr>
               <m:t>i</m:t>
             </m:r>
@@ -8467,64 +9860,52 @@
       </m:oMath>
       <w:r>
         <w:rPr>
-          <w:rFonts w:cs="Times New Roman" w:hint="eastAsia"/>
-          <w:sz w:val="28"/>
-          <w:szCs w:val="28"/>
-        </w:rPr>
-        <w:t xml:space="preserve"> </w:t>
-      </w:r>
-      <w:r>
-        <w:rPr>
-          <w:rFonts w:cs="Times New Roman"/>
-          <w:szCs w:val="28"/>
-        </w:rPr>
-        <w:t>為</w:t>
+          <w:rFonts w:ascii="Times New Roman" w:hAnsi="Times New Roman" w:eastAsia="DFKai-SB"/>
+          <w:sz w:val="24"/>
+        </w:rPr>
+        <w:t xml:space="preserve">，代表文件 i 的詞彙頻率向量；</w:t>
       </w:r>
       <m:oMath>
         <m:r>
+          <m:rPr>
+            <m:sty m:val="p"/>
+          </m:rPr>
           <w:rPr>
-            <w:rFonts w:ascii="Cambria Math" w:hAnsi="Cambria Math" w:cs="Times New Roman"/>
-            <w:sz w:val="28"/>
-            <w:szCs w:val="28"/>
+            <w:rFonts w:ascii="Cambria Math" w:hAnsi="Cambria Math" w:eastAsia="Cambria Math"/>
+            <w:sz w:val="24"/>
           </w:rPr>
-          <m:t>p</m:t>
+          <m:t>φ</m:t>
         </m:r>
       </m:oMath>
       <w:r>
         <w:rPr>
-          <w:rFonts w:cs="Times New Roman"/>
-          <w:szCs w:val="28"/>
-        </w:rPr>
-        <w:t>維詞頻計數向量，</w:t>
+          <w:rFonts w:ascii="Times New Roman" w:hAnsi="Times New Roman" w:eastAsia="DFKai-SB"/>
+          <w:sz w:val="24"/>
+        </w:rPr>
+        <w:t xml:space="preserve"> 為 MNIR 估計得到的詞彙負載矩陣；</w:t>
       </w:r>
       <m:oMath>
         <m:sSub>
-          <m:sSubPr>
-            <m:ctrlPr>
-              <w:rPr>
-                <w:rFonts w:ascii="Cambria Math" w:hAnsi="Cambria Math" w:cs="Times New Roman"/>
-                <w:i/>
-                <w:sz w:val="28"/>
-                <w:szCs w:val="28"/>
-              </w:rPr>
-            </m:ctrlPr>
-          </m:sSubPr>
           <m:e>
             <m:r>
-              <w:rPr>
-                <w:rFonts w:ascii="Cambria Math" w:hAnsi="Cambria Math" w:cs="Times New Roman"/>
-                <w:sz w:val="28"/>
-                <w:szCs w:val="28"/>
-              </w:rPr>
-              <m:t>m</m:t>
+              <m:rPr>
+                <m:sty m:val="p"/>
+              </m:rPr>
+              <w:rPr>
+                <w:rFonts w:ascii="Cambria Math" w:hAnsi="Cambria Math" w:eastAsia="Cambria Math"/>
+                <w:sz w:val="24"/>
+              </w:rPr>
+              <m:t>z</m:t>
             </m:r>
           </m:e>
           <m:sub>
             <m:r>
-              <w:rPr>
-                <w:rFonts w:ascii="Cambria Math" w:hAnsi="Cambria Math" w:cs="Times New Roman"/>
-                <w:sz w:val="28"/>
-                <w:szCs w:val="28"/>
+              <m:rPr>
+                <m:sty m:val="p"/>
+              </m:rPr>
+              <w:rPr>
+                <w:rFonts w:ascii="Cambria Math" w:hAnsi="Cambria Math" w:eastAsia="Cambria Math"/>
+                <w:sz w:val="24"/>
               </w:rPr>
               <m:t>i</m:t>
             </m:r>
@@ -8533,1347 +9914,96 @@
       </m:oMath>
       <w:r>
         <w:rPr>
-          <w:rFonts w:cs="Times New Roman"/>
-          <w:szCs w:val="28"/>
-        </w:rPr>
-        <w:t>為文件</w:t>
-      </w:r>
-      <w:r>
-        <w:rPr>
-          <w:rFonts w:cs="Times New Roman"/>
-          <w:szCs w:val="28"/>
-        </w:rPr>
-        <w:t xml:space="preserve"> </w:t>
-      </w:r>
-      <m:oMath>
-        <m:r>
-          <w:rPr>
-            <w:rFonts w:ascii="Cambria Math" w:hAnsi="Cambria Math" w:cs="Times New Roman"/>
-            <w:sz w:val="28"/>
-            <w:szCs w:val="28"/>
-          </w:rPr>
-          <m:t>i</m:t>
-        </m:r>
-      </m:oMath>
-      <w:r>
-        <w:rPr>
-          <w:rFonts w:cs="Times New Roman"/>
-          <w:szCs w:val="28"/>
-        </w:rPr>
-        <w:t xml:space="preserve"> </w:t>
-      </w:r>
-      <w:r>
-        <w:rPr>
-          <w:rFonts w:cs="Times New Roman"/>
-          <w:szCs w:val="28"/>
-        </w:rPr>
-        <w:t>的總詞數，</w:t>
+          <w:rFonts w:ascii="Times New Roman" w:hAnsi="Times New Roman" w:eastAsia="DFKai-SB"/>
+          <w:sz w:val="24"/>
+        </w:rPr>
+        <w:t xml:space="preserve"> 則為文件 i 對應的充分縮減分數。</w:t>
+      </w:r>
+    </w:p>
+    <w:p>
+      <w:pPr>
+        <w:outlineLvl w:val="0"/>
+        <w:rPr>
+          <w:rFonts w:cs="Times New Roman"/>
+          <w:szCs w:val="28"/>
+        </w:rPr>
+      </w:pPr>
+      <w:r>
+        <w:rPr>
+          <w:rFonts w:ascii="Times New Roman" w:hAnsi="Times New Roman" w:eastAsia="DFKai-SB"/>
+          <w:sz w:val="24"/>
+        </w:rPr>
+        <w:t xml:space="preserve">在模型假設成立下，</w:t>
       </w:r>
       <m:oMath>
         <m:sSub>
-          <m:sSubPr>
-            <m:ctrlPr>
-              <w:rPr>
-                <w:rFonts w:ascii="Cambria Math" w:hAnsi="Cambria Math" w:cs="Times New Roman"/>
-                <w:i/>
-                <w:sz w:val="28"/>
-                <w:szCs w:val="28"/>
-              </w:rPr>
-            </m:ctrlPr>
-          </m:sSubPr>
           <m:e>
             <m:r>
-              <w:rPr>
-                <w:rFonts w:ascii="Cambria Math" w:hAnsi="Cambria Math" w:cs="Times New Roman"/>
-                <w:sz w:val="28"/>
-                <w:szCs w:val="28"/>
-              </w:rPr>
-              <m:t>q</m:t>
+              <m:rPr>
+                <m:sty m:val="p"/>
+              </m:rPr>
+              <w:rPr>
+                <w:rFonts w:ascii="Cambria Math" w:hAnsi="Cambria Math" w:eastAsia="Cambria Math"/>
+                <w:sz w:val="24"/>
+              </w:rPr>
+              <m:t>z</m:t>
             </m:r>
           </m:e>
           <m:sub>
-            <m:sSub>
-              <m:sSubPr>
-                <m:ctrlPr>
-                  <w:rPr>
-                    <w:rFonts w:ascii="Cambria Math" w:hAnsi="Cambria Math" w:cs="Times New Roman"/>
-                    <w:i/>
-                    <w:sz w:val="28"/>
-                    <w:szCs w:val="28"/>
-                  </w:rPr>
-                </m:ctrlPr>
-              </m:sSubPr>
-              <m:e>
-                <m:r>
-                  <w:rPr>
-                    <w:rFonts w:ascii="Cambria Math" w:hAnsi="Cambria Math" w:cs="Times New Roman"/>
-                    <w:sz w:val="28"/>
-                    <w:szCs w:val="28"/>
-                  </w:rPr>
-                  <m:t>y</m:t>
-                </m:r>
-              </m:e>
-              <m:sub>
-                <m:r>
-                  <w:rPr>
-                    <w:rFonts w:ascii="Cambria Math" w:hAnsi="Cambria Math" w:cs="Times New Roman"/>
-                    <w:sz w:val="28"/>
-                    <w:szCs w:val="28"/>
-                  </w:rPr>
-                  <m:t>i</m:t>
-                </m:r>
-              </m:sub>
-            </m:sSub>
+            <m:r>
+              <m:rPr>
+                <m:sty m:val="p"/>
+              </m:rPr>
+              <w:rPr>
+                <w:rFonts w:ascii="Cambria Math" w:hAnsi="Cambria Math" w:eastAsia="Cambria Math"/>
+                <w:sz w:val="24"/>
+              </w:rPr>
+              <m:t>i</m:t>
+            </m:r>
           </m:sub>
         </m:sSub>
       </m:oMath>
       <w:r>
         <w:rPr>
-          <w:rFonts w:cs="Times New Roman"/>
-          <w:szCs w:val="28"/>
-        </w:rPr>
-        <w:t xml:space="preserve"> </w:t>
-      </w:r>
-      <w:r>
-        <w:rPr>
-          <w:rFonts w:cs="Times New Roman"/>
-          <w:szCs w:val="28"/>
-        </w:rPr>
-        <w:t>則為文件</w:t>
-      </w:r>
-      <w:r>
-        <w:rPr>
-          <w:rFonts w:cs="Times New Roman"/>
-          <w:szCs w:val="28"/>
-        </w:rPr>
-        <w:t xml:space="preserve"> </w:t>
+          <w:rFonts w:ascii="Times New Roman" w:hAnsi="Times New Roman" w:eastAsia="DFKai-SB"/>
+          <w:sz w:val="24"/>
+        </w:rPr>
+        <w:t xml:space="preserve"> 可被視為保留原始文本中與目標變數 </w:t>
       </w:r>
       <m:oMath>
-        <m:r>
-          <w:rPr>
-            <w:rFonts w:ascii="Cambria Math" w:hAnsi="Cambria Math" w:cs="Times New Roman"/>
-            <w:sz w:val="28"/>
-            <w:szCs w:val="28"/>
-          </w:rPr>
-          <m:t>i</m:t>
-        </m:r>
+        <m:sSub>
+          <m:e>
+            <m:r>
+              <m:rPr>
+                <m:sty m:val="p"/>
+              </m:rPr>
+              <w:rPr>
+                <w:rFonts w:ascii="Cambria Math" w:hAnsi="Cambria Math" w:eastAsia="Cambria Math"/>
+                <w:sz w:val="24"/>
+              </w:rPr>
+              <m:t>y</m:t>
+            </m:r>
+          </m:e>
+          <m:sub>
+            <m:r>
+              <m:rPr>
+                <m:sty m:val="p"/>
+              </m:rPr>
+              <w:rPr>
+                <w:rFonts w:ascii="Cambria Math" w:hAnsi="Cambria Math" w:eastAsia="Cambria Math"/>
+                <w:sz w:val="24"/>
+              </w:rPr>
+              <m:t>i</m:t>
+            </m:r>
+          </m:sub>
+        </m:sSub>
       </m:oMath>
       <w:r>
         <w:rPr>
-          <w:rFonts w:cs="Times New Roman"/>
-          <w:szCs w:val="28"/>
-        </w:rPr>
-        <w:t xml:space="preserve"> </w:t>
-      </w:r>
-      <w:r>
-        <w:rPr>
-          <w:rFonts w:cs="Times New Roman"/>
-          <w:szCs w:val="28"/>
-        </w:rPr>
-        <w:t>中各詞彙出現機率所構成的向量。模型關鍵在於，詞彙出現機率</w:t>
-      </w:r>
-      <w:r>
-        <w:rPr>
-          <w:rFonts w:cs="Times New Roman"/>
-          <w:szCs w:val="28"/>
-        </w:rPr>
-        <w:t xml:space="preserve"> </w:t>
-      </w:r>
-      <w:proofErr w:type="spellStart"/>
-      <w:r>
-        <w:rPr>
-          <w:rFonts w:cs="Times New Roman"/>
-          <w:szCs w:val="28"/>
-        </w:rPr>
-        <w:t>q_i</w:t>
-      </w:r>
-      <w:proofErr w:type="spellEnd"/>
-      <w:r>
-        <w:rPr>
-          <w:rFonts w:cs="Times New Roman"/>
-          <w:szCs w:val="28"/>
-        </w:rPr>
-        <w:t xml:space="preserve"> </w:t>
-      </w:r>
-      <w:r>
-        <w:rPr>
-          <w:rFonts w:cs="Times New Roman"/>
-          <w:szCs w:val="28"/>
-        </w:rPr>
-        <w:t>可透過邏輯連結函數與目標變數相關因子</w:t>
-      </w:r>
-      <w:r>
-        <w:rPr>
-          <w:rFonts w:cs="Times New Roman"/>
-          <w:szCs w:val="28"/>
-        </w:rPr>
-        <w:t xml:space="preserve"> </w:t>
-      </w:r>
-      <w:proofErr w:type="spellStart"/>
-      <w:r>
-        <w:rPr>
-          <w:rFonts w:cs="Times New Roman"/>
-          <w:szCs w:val="28"/>
-        </w:rPr>
-        <w:t>v_i</w:t>
-      </w:r>
-      <w:proofErr w:type="spellEnd"/>
-      <w:r>
-        <w:rPr>
-          <w:rFonts w:cs="Times New Roman"/>
-          <w:szCs w:val="28"/>
-        </w:rPr>
-        <w:t xml:space="preserve"> </w:t>
-      </w:r>
-      <w:r>
-        <w:rPr>
-          <w:rFonts w:cs="Times New Roman"/>
-          <w:szCs w:val="28"/>
-        </w:rPr>
-        <w:t>建立關係：</w:t>
-      </w:r>
-    </w:p>
-    <w:p>
-      <w:pPr>
-        <w:outlineLvl w:val="0"/>
-        <w:rPr>
-          <w:rFonts w:cs="Times New Roman"/>
-          <w:szCs w:val="28"/>
-        </w:rPr>
-      </w:pPr>
-      <w:proofErr w:type="spellStart"/>
-      <w:r>
-        <w:rPr>
-          <w:rFonts w:cs="Times New Roman"/>
-          <w:szCs w:val="28"/>
-        </w:rPr>
-        <w:t>q_ij</w:t>
-      </w:r>
-      <w:proofErr w:type="spellEnd"/>
-      <w:r>
-        <w:rPr>
-          <w:rFonts w:cs="Times New Roman"/>
-          <w:szCs w:val="28"/>
-        </w:rPr>
-        <w:t xml:space="preserve"> = exp(</w:t>
-      </w:r>
-      <w:proofErr w:type="spellStart"/>
-      <w:r>
-        <w:rPr>
-          <w:rFonts w:cs="Times New Roman"/>
-          <w:szCs w:val="28"/>
-        </w:rPr>
-        <w:t>η_ij</w:t>
-      </w:r>
-      <w:proofErr w:type="spellEnd"/>
-      <w:r>
-        <w:rPr>
-          <w:rFonts w:cs="Times New Roman"/>
-          <w:szCs w:val="28"/>
-        </w:rPr>
-        <w:t xml:space="preserve">) / </w:t>
-      </w:r>
-      <w:proofErr w:type="spellStart"/>
-      <w:r>
-        <w:rPr>
-          <w:rFonts w:cs="Times New Roman"/>
-          <w:szCs w:val="28"/>
-        </w:rPr>
-        <w:t>Σ_l</w:t>
-      </w:r>
-      <w:proofErr w:type="spellEnd"/>
-      <w:r>
-        <w:rPr>
-          <w:rFonts w:cs="Times New Roman"/>
-          <w:szCs w:val="28"/>
-        </w:rPr>
-        <w:t>=1^p exp(</w:t>
-      </w:r>
-      <w:proofErr w:type="spellStart"/>
-      <w:r>
-        <w:rPr>
-          <w:rFonts w:cs="Times New Roman"/>
-          <w:szCs w:val="28"/>
-        </w:rPr>
-        <w:t>η_il</w:t>
-      </w:r>
-      <w:proofErr w:type="spellEnd"/>
-      <w:r>
-        <w:rPr>
-          <w:rFonts w:cs="Times New Roman"/>
-          <w:szCs w:val="28"/>
-        </w:rPr>
-        <w:t>)</w:t>
-      </w:r>
-    </w:p>
-    <w:p>
-      <w:pPr>
-        <w:outlineLvl w:val="0"/>
-        <w:rPr>
-          <w:rFonts w:cs="Times New Roman"/>
-          <w:szCs w:val="28"/>
-        </w:rPr>
-      </w:pPr>
-      <w:r>
-        <w:rPr>
-          <w:rFonts w:cs="Times New Roman"/>
-          <w:szCs w:val="28"/>
-        </w:rPr>
-        <w:t>其中：</w:t>
-      </w:r>
-    </w:p>
-    <w:p>
-      <w:pPr>
-        <w:outlineLvl w:val="0"/>
-        <w:rPr>
-          <w:rFonts w:cs="Times New Roman"/>
-          <w:szCs w:val="28"/>
-        </w:rPr>
-      </w:pPr>
-      <w:proofErr w:type="spellStart"/>
-      <w:r>
-        <w:rPr>
-          <w:rFonts w:cs="Times New Roman"/>
-          <w:szCs w:val="28"/>
-        </w:rPr>
-        <w:t>η_ij</w:t>
-      </w:r>
-      <w:proofErr w:type="spellEnd"/>
-      <w:r>
-        <w:rPr>
-          <w:rFonts w:cs="Times New Roman"/>
-          <w:szCs w:val="28"/>
-        </w:rPr>
-        <w:t xml:space="preserve"> = α_j + </w:t>
-      </w:r>
-      <w:proofErr w:type="spellStart"/>
-      <w:r>
-        <w:rPr>
-          <w:rFonts w:cs="Times New Roman"/>
-          <w:szCs w:val="28"/>
-        </w:rPr>
-        <w:t>v_i'φ_j</w:t>
-      </w:r>
-      <w:proofErr w:type="spellEnd"/>
-    </w:p>
-    <w:p>
-      <w:pPr>
-        <w:outlineLvl w:val="0"/>
-        <w:rPr>
-          <w:rFonts w:cs="Times New Roman"/>
-          <w:szCs w:val="28"/>
-        </w:rPr>
-      </w:pPr>
-      <w:r>
-        <w:rPr>
-          <w:rFonts w:cs="Times New Roman"/>
-          <w:szCs w:val="28"/>
-        </w:rPr>
-        <w:t>在此公式中，</w:t>
-      </w:r>
-      <w:r>
-        <w:rPr>
-          <w:rFonts w:cs="Times New Roman"/>
-          <w:szCs w:val="28"/>
-        </w:rPr>
-        <w:t xml:space="preserve">α_j </w:t>
-      </w:r>
-      <w:r>
-        <w:rPr>
-          <w:rFonts w:cs="Times New Roman"/>
-          <w:szCs w:val="28"/>
-        </w:rPr>
-        <w:t>為詞彙</w:t>
-      </w:r>
-      <w:r>
-        <w:rPr>
-          <w:rFonts w:cs="Times New Roman"/>
-          <w:szCs w:val="28"/>
-        </w:rPr>
-        <w:t xml:space="preserve"> j </w:t>
-      </w:r>
-      <w:r>
-        <w:rPr>
-          <w:rFonts w:cs="Times New Roman"/>
-          <w:szCs w:val="28"/>
-        </w:rPr>
-        <w:t>的基礎攔截項，代表該詞彙在整體語料中的基準出現傾向；</w:t>
-      </w:r>
-      <w:proofErr w:type="spellStart"/>
-      <w:r>
-        <w:rPr>
-          <w:rFonts w:cs="Times New Roman"/>
-          <w:szCs w:val="28"/>
-        </w:rPr>
-        <w:t>φ_j</w:t>
-      </w:r>
-      <w:proofErr w:type="spellEnd"/>
-      <w:r>
-        <w:rPr>
-          <w:rFonts w:cs="Times New Roman"/>
-          <w:szCs w:val="28"/>
-        </w:rPr>
-        <w:t xml:space="preserve"> </w:t>
-      </w:r>
-      <w:r>
-        <w:rPr>
-          <w:rFonts w:cs="Times New Roman"/>
-          <w:szCs w:val="28"/>
-        </w:rPr>
-        <w:t>則為詞彙</w:t>
-      </w:r>
-      <w:r>
-        <w:rPr>
-          <w:rFonts w:cs="Times New Roman"/>
-          <w:szCs w:val="28"/>
-        </w:rPr>
-        <w:t xml:space="preserve"> j </w:t>
-      </w:r>
-      <w:r>
-        <w:rPr>
-          <w:rFonts w:cs="Times New Roman"/>
-          <w:szCs w:val="28"/>
-        </w:rPr>
-        <w:t>對應於目標變數因子</w:t>
-      </w:r>
-      <w:r>
-        <w:rPr>
-          <w:rFonts w:cs="Times New Roman"/>
-          <w:szCs w:val="28"/>
-        </w:rPr>
-        <w:t xml:space="preserve"> </w:t>
-      </w:r>
-      <w:proofErr w:type="spellStart"/>
-      <w:r>
-        <w:rPr>
-          <w:rFonts w:cs="Times New Roman"/>
-          <w:szCs w:val="28"/>
-        </w:rPr>
-        <w:t>v_i</w:t>
-      </w:r>
-      <w:proofErr w:type="spellEnd"/>
-      <w:r>
-        <w:rPr>
-          <w:rFonts w:cs="Times New Roman"/>
-          <w:szCs w:val="28"/>
-        </w:rPr>
-        <w:t xml:space="preserve"> </w:t>
-      </w:r>
-      <w:r>
-        <w:rPr>
-          <w:rFonts w:cs="Times New Roman"/>
-          <w:szCs w:val="28"/>
-        </w:rPr>
-        <w:t>的負載參數，用以描述該詞彙與裁判結果相關變異之間的關係。若某些詞彙在不同裁判結果類別中的分布差異明顯，其對應的</w:t>
-      </w:r>
-      <w:r>
-        <w:rPr>
-          <w:rFonts w:cs="Times New Roman"/>
-          <w:szCs w:val="28"/>
-        </w:rPr>
-        <w:t xml:space="preserve"> </w:t>
-      </w:r>
-      <w:proofErr w:type="spellStart"/>
-      <w:r>
-        <w:rPr>
-          <w:rFonts w:cs="Times New Roman"/>
-          <w:szCs w:val="28"/>
-        </w:rPr>
-        <w:t>φ_j</w:t>
-      </w:r>
-      <w:proofErr w:type="spellEnd"/>
-      <w:r>
-        <w:rPr>
-          <w:rFonts w:cs="Times New Roman"/>
-          <w:szCs w:val="28"/>
-        </w:rPr>
-        <w:t xml:space="preserve"> </w:t>
-      </w:r>
-      <w:r>
-        <w:rPr>
-          <w:rFonts w:cs="Times New Roman"/>
-          <w:szCs w:val="28"/>
-        </w:rPr>
-        <w:t>便可能具有較高的判別意義。</w:t>
-      </w:r>
-    </w:p>
-    <w:p>
-      <w:pPr>
-        <w:outlineLvl w:val="0"/>
-        <w:rPr>
-          <w:rFonts w:cs="Times New Roman"/>
-          <w:szCs w:val="28"/>
-        </w:rPr>
-      </w:pPr>
-      <w:r>
-        <w:rPr>
-          <w:rFonts w:cs="Times New Roman"/>
-          <w:szCs w:val="28"/>
-        </w:rPr>
-        <w:t xml:space="preserve">MNIR </w:t>
-      </w:r>
-      <w:r>
-        <w:rPr>
-          <w:rFonts w:cs="Times New Roman"/>
-          <w:szCs w:val="28"/>
-        </w:rPr>
-        <w:t>的優勢在於，當多份文件具有相同或相近的目標變數特徵時，可透過合併計數（</w:t>
-      </w:r>
-      <w:r>
-        <w:rPr>
-          <w:rFonts w:cs="Times New Roman"/>
-          <w:szCs w:val="28"/>
-        </w:rPr>
-        <w:t>pooling tokens</w:t>
-      </w:r>
-      <w:r>
-        <w:rPr>
-          <w:rFonts w:cs="Times New Roman"/>
-          <w:szCs w:val="28"/>
-        </w:rPr>
-        <w:t>）將資料壓縮為應急表（</w:t>
-      </w:r>
-      <w:r>
-        <w:rPr>
-          <w:rFonts w:cs="Times New Roman"/>
-          <w:szCs w:val="28"/>
-        </w:rPr>
-        <w:t>contingency tables</w:t>
-      </w:r>
-      <w:r>
-        <w:rPr>
-          <w:rFonts w:cs="Times New Roman"/>
-          <w:szCs w:val="28"/>
-        </w:rPr>
-        <w:t>）形式進行估計。此一可折疊性（</w:t>
-      </w:r>
-      <w:r>
-        <w:rPr>
-          <w:rFonts w:cs="Times New Roman"/>
-          <w:szCs w:val="28"/>
-        </w:rPr>
-        <w:t>collapsibility</w:t>
-      </w:r>
-      <w:r>
-        <w:rPr>
-          <w:rFonts w:cs="Times New Roman"/>
-          <w:szCs w:val="28"/>
-        </w:rPr>
-        <w:t>）可降低高維文本資料的計算負擔，使模型在處理大規模語料時具備較佳效率。對本研究而言，</w:t>
-      </w:r>
-      <w:r>
-        <w:rPr>
-          <w:rFonts w:cs="Times New Roman"/>
-          <w:szCs w:val="28"/>
-        </w:rPr>
-        <w:t xml:space="preserve">MNIR </w:t>
-      </w:r>
-      <w:r>
-        <w:rPr>
-          <w:rFonts w:cs="Times New Roman"/>
-          <w:szCs w:val="28"/>
-        </w:rPr>
-        <w:t>的目的即是透過此一逆向建模方式，萃取法律文本中與裁判結果相關的低維表徵。</w:t>
-      </w:r>
-    </w:p>
-    <w:p>
-      <w:pPr>
-        <w:outlineLvl w:val="0"/>
-        <w:rPr>
-          <w:rFonts w:cs="Times New Roman"/>
-          <w:sz w:val="28"/>
-          <w:szCs w:val="28"/>
-        </w:rPr>
-      </w:pPr>
-    </w:p>
-    <w:p>
-      <w:pPr>
-        <w:pStyle w:val="3"/>
-        <w:rPr>
-          <w:rFonts w:eastAsia="標楷體" w:cs="Times New Roman"/>
-          <w:sz w:val="28"/>
-          <w:szCs w:val="28"/>
-        </w:rPr>
-      </w:pPr>
-      <w:r>
-        <w:rPr>
-          <w:rFonts w:eastAsia="標楷體" w:cs="Times New Roman" w:hint="eastAsia"/>
-          <w:szCs w:val="28"/>
-        </w:rPr>
-        <w:lastRenderedPageBreak/>
-        <w:t>3.</w:t>
-      </w:r>
-      <w:r>
-        <w:rPr>
-          <w:rFonts w:eastAsia="標楷體" w:cs="Times New Roman" w:hint="eastAsia"/>
-          <w:szCs w:val="28"/>
-        </w:rPr>
-        <w:t>8</w:t>
-      </w:r>
-      <w:r>
-        <w:rPr>
-          <w:rFonts w:eastAsia="標楷體" w:cs="Times New Roman" w:hint="eastAsia"/>
-          <w:szCs w:val="28"/>
-        </w:rPr>
-        <w:t xml:space="preserve">.2 Gamma-Lasso </w:t>
-      </w:r>
-      <w:r>
-        <w:rPr>
-          <w:rFonts w:eastAsia="標楷體" w:cs="Times New Roman" w:hint="eastAsia"/>
-          <w:szCs w:val="28"/>
-        </w:rPr>
-        <w:t>估計法與非凹性懲罰機制</w:t>
-      </w:r>
-    </w:p>
-    <w:p>
-      <w:pPr>
-        <w:outlineLvl w:val="0"/>
-        <w:rPr>
-          <w:rFonts w:cs="Times New Roman"/>
-          <w:szCs w:val="28"/>
-        </w:rPr>
-      </w:pPr>
-      <w:r>
-        <w:rPr>
-          <w:rFonts w:cs="Times New Roman"/>
-          <w:szCs w:val="28"/>
-        </w:rPr>
-        <w:t>面對高維文本資料，</w:t>
-      </w:r>
-      <w:r>
-        <w:rPr>
-          <w:rFonts w:cs="Times New Roman"/>
-          <w:szCs w:val="28"/>
-        </w:rPr>
-        <w:t xml:space="preserve">MNIR </w:t>
-      </w:r>
-      <w:r>
-        <w:rPr>
-          <w:rFonts w:cs="Times New Roman"/>
-          <w:szCs w:val="28"/>
-        </w:rPr>
-        <w:t>仍需估計大量詞彙負載參數。若所有詞彙參數皆無限制地進入模型，容易造成估計不穩定與過度擬合。因此，</w:t>
-      </w:r>
-      <w:r>
-        <w:rPr>
-          <w:rFonts w:cs="Times New Roman"/>
-          <w:szCs w:val="28"/>
-        </w:rPr>
-        <w:t>Taddy</w:t>
-      </w:r>
-      <w:r>
-        <w:rPr>
-          <w:rFonts w:cs="Times New Roman"/>
-          <w:szCs w:val="28"/>
-        </w:rPr>
-        <w:t>（</w:t>
-      </w:r>
-      <w:r>
-        <w:rPr>
-          <w:rFonts w:cs="Times New Roman"/>
-          <w:szCs w:val="28"/>
-        </w:rPr>
-        <w:t>2013</w:t>
-      </w:r>
-      <w:r>
-        <w:rPr>
-          <w:rFonts w:cs="Times New Roman"/>
-          <w:szCs w:val="28"/>
-        </w:rPr>
-        <w:t>）提出</w:t>
-      </w:r>
-      <w:r>
-        <w:rPr>
-          <w:rFonts w:cs="Times New Roman"/>
-          <w:szCs w:val="28"/>
-        </w:rPr>
-        <w:t xml:space="preserve"> Gamma-Lasso </w:t>
-      </w:r>
-      <w:r>
-        <w:rPr>
-          <w:rFonts w:cs="Times New Roman"/>
-          <w:szCs w:val="28"/>
-        </w:rPr>
-        <w:t>估計法，用以在高維文字模型中進行有效的正則化與特徵壓縮。</w:t>
-      </w:r>
-    </w:p>
-    <w:p>
-      <w:pPr>
-        <w:outlineLvl w:val="0"/>
-        <w:rPr>
-          <w:rFonts w:cs="Times New Roman"/>
-          <w:szCs w:val="28"/>
-        </w:rPr>
-      </w:pPr>
-      <w:r>
-        <w:rPr>
-          <w:rFonts w:cs="Times New Roman"/>
-          <w:szCs w:val="28"/>
-        </w:rPr>
-        <w:t xml:space="preserve">Gamma-Lasso </w:t>
-      </w:r>
-      <w:r>
-        <w:rPr>
-          <w:rFonts w:cs="Times New Roman"/>
-          <w:szCs w:val="28"/>
-        </w:rPr>
-        <w:t>的核心概念，是為每個詞彙負載參數</w:t>
-      </w:r>
-      <w:r>
-        <w:rPr>
-          <w:rFonts w:cs="Times New Roman"/>
-          <w:szCs w:val="28"/>
-        </w:rPr>
-        <w:t xml:space="preserve"> </w:t>
-      </w:r>
-      <w:proofErr w:type="spellStart"/>
-      <w:r>
-        <w:rPr>
-          <w:rFonts w:cs="Times New Roman"/>
-          <w:szCs w:val="28"/>
-        </w:rPr>
-        <w:t>φ_j</w:t>
-      </w:r>
-      <w:proofErr w:type="spellEnd"/>
-      <w:r>
-        <w:rPr>
-          <w:rFonts w:cs="Times New Roman"/>
-          <w:szCs w:val="28"/>
-        </w:rPr>
-        <w:t xml:space="preserve"> </w:t>
-      </w:r>
-      <w:r>
-        <w:rPr>
-          <w:rFonts w:cs="Times New Roman"/>
-          <w:szCs w:val="28"/>
-        </w:rPr>
-        <w:t>設定獨立的拉普拉斯先驗（</w:t>
-      </w:r>
-      <w:r>
-        <w:rPr>
-          <w:rFonts w:cs="Times New Roman"/>
-          <w:szCs w:val="28"/>
-        </w:rPr>
-        <w:t>independent Laplace priors</w:t>
-      </w:r>
-      <w:r>
-        <w:rPr>
-          <w:rFonts w:cs="Times New Roman"/>
-          <w:szCs w:val="28"/>
-        </w:rPr>
-        <w:t>），並結合未知的伽瑪超先驗（</w:t>
-      </w:r>
-      <w:r>
-        <w:rPr>
-          <w:rFonts w:cs="Times New Roman"/>
-          <w:szCs w:val="28"/>
-        </w:rPr>
-        <w:t>Gamma hyperpriors</w:t>
-      </w:r>
-      <w:r>
-        <w:rPr>
-          <w:rFonts w:cs="Times New Roman"/>
-          <w:szCs w:val="28"/>
-        </w:rPr>
-        <w:t>）。此一設定會形成非凹性懲罰（</w:t>
-      </w:r>
-      <w:r>
-        <w:rPr>
-          <w:rFonts w:cs="Times New Roman"/>
-          <w:szCs w:val="28"/>
-        </w:rPr>
-        <w:t>nonconcave penalization</w:t>
-      </w:r>
-      <w:r>
-        <w:rPr>
-          <w:rFonts w:cs="Times New Roman"/>
-          <w:szCs w:val="28"/>
-        </w:rPr>
-        <w:t>）機制，使模型能在保留重要詞彙訊號的同時，抑制不具預測價值之詞彙。</w:t>
-      </w:r>
-    </w:p>
-    <w:p>
-      <w:pPr>
-        <w:outlineLvl w:val="0"/>
-        <w:rPr>
-          <w:rFonts w:cs="Times New Roman"/>
-          <w:szCs w:val="28"/>
-        </w:rPr>
-      </w:pPr>
-      <w:r>
-        <w:rPr>
-          <w:rFonts w:cs="Times New Roman"/>
-          <w:szCs w:val="28"/>
-        </w:rPr>
-        <w:t>此機制具有三項意義。第一，</w:t>
-      </w:r>
-      <w:r>
-        <w:rPr>
-          <w:rFonts w:cs="Times New Roman"/>
-          <w:szCs w:val="28"/>
-        </w:rPr>
-        <w:t xml:space="preserve">Gamma-Lasso </w:t>
-      </w:r>
-      <w:r>
-        <w:rPr>
-          <w:rFonts w:cs="Times New Roman"/>
-          <w:szCs w:val="28"/>
-        </w:rPr>
-        <w:t>相較於標準</w:t>
-      </w:r>
-      <w:r>
-        <w:rPr>
-          <w:rFonts w:cs="Times New Roman"/>
-          <w:szCs w:val="28"/>
-        </w:rPr>
-        <w:t xml:space="preserve"> Lasso </w:t>
-      </w:r>
-      <w:r>
-        <w:rPr>
-          <w:rFonts w:cs="Times New Roman"/>
-          <w:szCs w:val="28"/>
-        </w:rPr>
-        <w:t>較能降低大係數偏誤。標準</w:t>
-      </w:r>
-      <w:r>
-        <w:rPr>
-          <w:rFonts w:cs="Times New Roman"/>
-          <w:szCs w:val="28"/>
-        </w:rPr>
-        <w:t xml:space="preserve"> Lasso </w:t>
-      </w:r>
-      <w:r>
-        <w:rPr>
-          <w:rFonts w:cs="Times New Roman"/>
-          <w:szCs w:val="28"/>
-        </w:rPr>
-        <w:t>會對所有係數進行一致性的向零縮減，可能使真正重要的詞彙訊號被過度壓縮；</w:t>
-      </w:r>
-      <w:r>
-        <w:rPr>
-          <w:rFonts w:cs="Times New Roman"/>
-          <w:szCs w:val="28"/>
-        </w:rPr>
-        <w:t xml:space="preserve">Gamma-Lasso </w:t>
-      </w:r>
-      <w:r>
-        <w:rPr>
-          <w:rFonts w:cs="Times New Roman"/>
-          <w:szCs w:val="28"/>
-        </w:rPr>
-        <w:t>則在強訊號詞彙上具有較低偏誤，有助於保留與裁判結果高度相關的詞彙負載。第二，</w:t>
-      </w:r>
-      <w:r>
-        <w:rPr>
-          <w:rFonts w:cs="Times New Roman"/>
-          <w:szCs w:val="28"/>
-        </w:rPr>
-        <w:t xml:space="preserve">Gamma-Lasso </w:t>
-      </w:r>
-      <w:r>
-        <w:rPr>
-          <w:rFonts w:cs="Times New Roman"/>
-          <w:szCs w:val="28"/>
-        </w:rPr>
-        <w:t>具備計算可擴展性，可透過座標下降法（</w:t>
-      </w:r>
-      <w:r>
-        <w:rPr>
-          <w:rFonts w:cs="Times New Roman"/>
-          <w:szCs w:val="28"/>
-        </w:rPr>
-        <w:t>coordinate descent</w:t>
-      </w:r>
-      <w:r>
-        <w:rPr>
-          <w:rFonts w:cs="Times New Roman"/>
-          <w:szCs w:val="28"/>
-        </w:rPr>
-        <w:t>）進行參數估計，降低在大規模文本資料中進行模型訓練的計算成本。第三，</w:t>
-      </w:r>
-      <w:r>
-        <w:rPr>
-          <w:rFonts w:cs="Times New Roman"/>
-          <w:szCs w:val="28"/>
-        </w:rPr>
-        <w:t xml:space="preserve">Gamma-Lasso </w:t>
-      </w:r>
-      <w:r>
-        <w:rPr>
-          <w:rFonts w:cs="Times New Roman"/>
-          <w:szCs w:val="28"/>
-        </w:rPr>
-        <w:t>具有稀疏誘導能力，可將無明顯預測價值的詞彙負載壓縮至接近零，進而提升模型的穩定性與可解釋性。</w:t>
-      </w:r>
-    </w:p>
-    <w:p>
-      <w:pPr>
-        <w:outlineLvl w:val="0"/>
-        <w:rPr>
-          <w:rFonts w:cs="Times New Roman"/>
-          <w:szCs w:val="28"/>
-        </w:rPr>
-      </w:pPr>
-      <w:r>
-        <w:rPr>
-          <w:rFonts w:cs="Times New Roman"/>
-          <w:szCs w:val="28"/>
-        </w:rPr>
-        <w:t>對本研究而言，</w:t>
-      </w:r>
-      <w:r>
-        <w:rPr>
-          <w:rFonts w:cs="Times New Roman"/>
-          <w:szCs w:val="28"/>
-        </w:rPr>
-        <w:t xml:space="preserve">Gamma-Lasso </w:t>
-      </w:r>
-      <w:r>
-        <w:rPr>
-          <w:rFonts w:cs="Times New Roman"/>
-          <w:szCs w:val="28"/>
-        </w:rPr>
-        <w:t>的價值在於協助</w:t>
-      </w:r>
-      <w:r>
-        <w:rPr>
-          <w:rFonts w:cs="Times New Roman"/>
-          <w:szCs w:val="28"/>
-        </w:rPr>
-        <w:t xml:space="preserve"> MNIR </w:t>
-      </w:r>
-      <w:r>
-        <w:rPr>
-          <w:rFonts w:cs="Times New Roman"/>
-          <w:szCs w:val="28"/>
-        </w:rPr>
-        <w:t>從大量法律詞彙中萃取與裁判結果較相關的訊號，並降低無關詞彙對後續分類模型造成的干擾。</w:t>
-      </w:r>
-    </w:p>
-    <w:p>
-      <w:pPr>
-        <w:pStyle w:val="3"/>
-        <w:rPr>
-          <w:rFonts w:eastAsia="標楷體" w:cs="Times New Roman"/>
-          <w:sz w:val="28"/>
-          <w:szCs w:val="28"/>
-        </w:rPr>
-      </w:pPr>
-      <w:r>
-        <w:rPr>
-          <w:rFonts w:eastAsia="標楷體" w:cs="Times New Roman" w:hint="eastAsia"/>
-          <w:szCs w:val="28"/>
-        </w:rPr>
-        <w:t>3.</w:t>
-      </w:r>
-      <w:r>
-        <w:rPr>
-          <w:rFonts w:eastAsia="標楷體" w:cs="Times New Roman" w:hint="eastAsia"/>
-          <w:szCs w:val="28"/>
-        </w:rPr>
-        <w:t>8</w:t>
-      </w:r>
-      <w:r>
-        <w:rPr>
-          <w:rFonts w:eastAsia="標楷體" w:cs="Times New Roman" w:hint="eastAsia"/>
-          <w:szCs w:val="28"/>
-        </w:rPr>
-        <w:t xml:space="preserve">.3 </w:t>
-      </w:r>
-      <w:r>
-        <w:rPr>
-          <w:rFonts w:eastAsia="標楷體" w:cs="Times New Roman" w:hint="eastAsia"/>
-          <w:szCs w:val="28"/>
-        </w:rPr>
-        <w:t>充分縮減分數之統計論證</w:t>
-      </w:r>
-    </w:p>
-    <w:p>
-      <w:pPr>
-        <w:outlineLvl w:val="0"/>
-        <w:rPr>
-          <w:rFonts w:cs="Times New Roman"/>
-          <w:szCs w:val="28"/>
-        </w:rPr>
-      </w:pPr>
-      <w:r>
-        <w:rPr>
-          <w:rFonts w:cs="Times New Roman"/>
-          <w:szCs w:val="28"/>
-        </w:rPr>
-        <w:t>在完成</w:t>
-      </w:r>
-      <w:r>
-        <w:rPr>
-          <w:rFonts w:cs="Times New Roman"/>
-          <w:szCs w:val="28"/>
-        </w:rPr>
-        <w:t xml:space="preserve"> MNIR </w:t>
-      </w:r>
-      <w:r>
-        <w:rPr>
-          <w:rFonts w:cs="Times New Roman"/>
-          <w:szCs w:val="28"/>
-        </w:rPr>
-        <w:t>參數估計後，模型會將每份文件轉換為充分縮減分數（</w:t>
-      </w:r>
-      <w:r>
-        <w:rPr>
-          <w:rFonts w:cs="Times New Roman"/>
-          <w:szCs w:val="28"/>
-        </w:rPr>
-        <w:t>Sufficient Reduction Scores, SR Scores</w:t>
-      </w:r>
-      <w:r>
-        <w:rPr>
-          <w:rFonts w:cs="Times New Roman"/>
-          <w:szCs w:val="28"/>
-        </w:rPr>
-        <w:t>）。此分數可視為原始高維文本向量的低維監督式表徵，用以保留與目標變數相關的文字訊號。</w:t>
-      </w:r>
-    </w:p>
-    <w:p>
-      <w:pPr>
-        <w:outlineLvl w:val="0"/>
-        <w:rPr>
-          <w:rFonts w:cs="Times New Roman"/>
-          <w:szCs w:val="28"/>
-        </w:rPr>
-      </w:pPr>
-      <w:r>
-        <w:rPr>
-          <w:rFonts w:cs="Times New Roman"/>
-          <w:szCs w:val="28"/>
-        </w:rPr>
-        <w:t>其基本計算方式可表示為：</w:t>
-      </w:r>
-    </w:p>
-    <w:p>
-      <w:pPr>
-        <w:outlineLvl w:val="0"/>
-        <w:rPr>
-          <w:rFonts w:cs="Times New Roman"/>
-          <w:szCs w:val="28"/>
-        </w:rPr>
-      </w:pPr>
-      <w:proofErr w:type="spellStart"/>
-      <w:r>
-        <w:rPr>
-          <w:rFonts w:cs="Times New Roman"/>
-          <w:szCs w:val="28"/>
-        </w:rPr>
-        <w:t>z_i</w:t>
-      </w:r>
-      <w:proofErr w:type="spellEnd"/>
-      <w:r>
-        <w:rPr>
-          <w:rFonts w:cs="Times New Roman"/>
-          <w:szCs w:val="28"/>
-        </w:rPr>
-        <w:t xml:space="preserve"> = φ' </w:t>
-      </w:r>
-      <w:proofErr w:type="spellStart"/>
-      <w:r>
-        <w:rPr>
-          <w:rFonts w:cs="Times New Roman"/>
-          <w:szCs w:val="28"/>
-        </w:rPr>
-        <w:t>f_i</w:t>
-      </w:r>
-      <w:proofErr w:type="spellEnd"/>
-    </w:p>
-    <w:p>
-      <w:pPr>
-        <w:outlineLvl w:val="0"/>
-        <w:rPr>
-          <w:rFonts w:cs="Times New Roman"/>
-          <w:szCs w:val="28"/>
-        </w:rPr>
-      </w:pPr>
-      <w:r>
-        <w:rPr>
-          <w:rFonts w:cs="Times New Roman"/>
-          <w:szCs w:val="28"/>
-        </w:rPr>
-        <w:t>其中，</w:t>
-      </w:r>
-      <w:proofErr w:type="spellStart"/>
-      <w:r>
-        <w:rPr>
-          <w:rFonts w:cs="Times New Roman"/>
-          <w:szCs w:val="28"/>
-        </w:rPr>
-        <w:t>f_i</w:t>
-      </w:r>
-      <w:proofErr w:type="spellEnd"/>
-      <w:r>
-        <w:rPr>
-          <w:rFonts w:cs="Times New Roman"/>
-          <w:szCs w:val="28"/>
-        </w:rPr>
-        <w:t xml:space="preserve"> = </w:t>
-      </w:r>
-      <w:proofErr w:type="spellStart"/>
-      <w:r>
-        <w:rPr>
-          <w:rFonts w:cs="Times New Roman"/>
-          <w:szCs w:val="28"/>
-        </w:rPr>
-        <w:t>x_i</w:t>
-      </w:r>
-      <w:proofErr w:type="spellEnd"/>
-      <w:r>
-        <w:rPr>
-          <w:rFonts w:cs="Times New Roman"/>
-          <w:szCs w:val="28"/>
-        </w:rPr>
-        <w:t xml:space="preserve"> / </w:t>
-      </w:r>
-      <w:proofErr w:type="spellStart"/>
-      <w:r>
-        <w:rPr>
-          <w:rFonts w:cs="Times New Roman"/>
-          <w:szCs w:val="28"/>
-        </w:rPr>
-        <w:t>m_i</w:t>
-      </w:r>
-      <w:proofErr w:type="spellEnd"/>
-      <w:r>
-        <w:rPr>
-          <w:rFonts w:cs="Times New Roman"/>
-          <w:szCs w:val="28"/>
-        </w:rPr>
-        <w:t>，代表文件</w:t>
-      </w:r>
-      <w:r>
-        <w:rPr>
-          <w:rFonts w:cs="Times New Roman"/>
-          <w:szCs w:val="28"/>
-        </w:rPr>
-        <w:t xml:space="preserve"> </w:t>
-      </w:r>
-      <w:proofErr w:type="spellStart"/>
-      <w:r>
-        <w:rPr>
-          <w:rFonts w:cs="Times New Roman"/>
-          <w:szCs w:val="28"/>
-        </w:rPr>
-        <w:t>i</w:t>
-      </w:r>
-      <w:proofErr w:type="spellEnd"/>
-      <w:r>
-        <w:rPr>
-          <w:rFonts w:cs="Times New Roman"/>
-          <w:szCs w:val="28"/>
-        </w:rPr>
-        <w:t xml:space="preserve"> </w:t>
-      </w:r>
-      <w:r>
-        <w:rPr>
-          <w:rFonts w:cs="Times New Roman"/>
-          <w:szCs w:val="28"/>
-        </w:rPr>
-        <w:t>的詞彙頻率向量；</w:t>
-      </w:r>
-      <w:r>
-        <w:rPr>
-          <w:rFonts w:cs="Times New Roman"/>
-          <w:szCs w:val="28"/>
-        </w:rPr>
-        <w:t xml:space="preserve">φ </w:t>
-      </w:r>
-      <w:r>
-        <w:rPr>
-          <w:rFonts w:cs="Times New Roman"/>
-          <w:szCs w:val="28"/>
-        </w:rPr>
-        <w:t>為</w:t>
-      </w:r>
-      <w:r>
-        <w:rPr>
-          <w:rFonts w:cs="Times New Roman"/>
-          <w:szCs w:val="28"/>
-        </w:rPr>
-        <w:t xml:space="preserve"> MNIR </w:t>
-      </w:r>
-      <w:r>
-        <w:rPr>
-          <w:rFonts w:cs="Times New Roman"/>
-          <w:szCs w:val="28"/>
-        </w:rPr>
-        <w:t>估計得到的詞彙</w:t>
-      </w:r>
-      <w:r>
-        <w:rPr>
-          <w:rFonts w:cs="Times New Roman"/>
-          <w:szCs w:val="28"/>
-        </w:rPr>
-        <w:lastRenderedPageBreak/>
-        <w:t>負載矩陣；</w:t>
-      </w:r>
-      <w:proofErr w:type="spellStart"/>
-      <w:r>
-        <w:rPr>
-          <w:rFonts w:cs="Times New Roman"/>
-          <w:szCs w:val="28"/>
-        </w:rPr>
-        <w:t>z_i</w:t>
-      </w:r>
-      <w:proofErr w:type="spellEnd"/>
-      <w:r>
-        <w:rPr>
-          <w:rFonts w:cs="Times New Roman"/>
-          <w:szCs w:val="28"/>
-        </w:rPr>
-        <w:t xml:space="preserve"> </w:t>
-      </w:r>
-      <w:r>
-        <w:rPr>
-          <w:rFonts w:cs="Times New Roman"/>
-          <w:szCs w:val="28"/>
-        </w:rPr>
-        <w:t>則為文件</w:t>
-      </w:r>
-      <w:r>
-        <w:rPr>
-          <w:rFonts w:cs="Times New Roman"/>
-          <w:szCs w:val="28"/>
-        </w:rPr>
-        <w:t xml:space="preserve"> </w:t>
-      </w:r>
-      <w:proofErr w:type="spellStart"/>
-      <w:r>
-        <w:rPr>
-          <w:rFonts w:cs="Times New Roman"/>
-          <w:szCs w:val="28"/>
-        </w:rPr>
-        <w:t>i</w:t>
-      </w:r>
-      <w:proofErr w:type="spellEnd"/>
-      <w:r>
-        <w:rPr>
-          <w:rFonts w:cs="Times New Roman"/>
-          <w:szCs w:val="28"/>
-        </w:rPr>
-        <w:t xml:space="preserve"> </w:t>
-      </w:r>
-      <w:r>
-        <w:rPr>
-          <w:rFonts w:cs="Times New Roman"/>
-          <w:szCs w:val="28"/>
-        </w:rPr>
-        <w:t>對應的充分縮減分數。</w:t>
-      </w:r>
-    </w:p>
-    <w:p>
-      <w:pPr>
-        <w:outlineLvl w:val="0"/>
-        <w:rPr>
-          <w:rFonts w:cs="Times New Roman"/>
-          <w:szCs w:val="28"/>
-        </w:rPr>
-      </w:pPr>
-      <w:r>
-        <w:rPr>
-          <w:rFonts w:cs="Times New Roman"/>
-          <w:szCs w:val="28"/>
-        </w:rPr>
-        <w:t>在模型假設成立下，</w:t>
-      </w:r>
-      <w:proofErr w:type="spellStart"/>
-      <w:r>
-        <w:rPr>
-          <w:rFonts w:cs="Times New Roman"/>
-          <w:szCs w:val="28"/>
-        </w:rPr>
-        <w:t>z_i</w:t>
-      </w:r>
-      <w:proofErr w:type="spellEnd"/>
-      <w:r>
-        <w:rPr>
-          <w:rFonts w:cs="Times New Roman"/>
-          <w:szCs w:val="28"/>
-        </w:rPr>
-        <w:t xml:space="preserve"> </w:t>
-      </w:r>
-      <w:r>
-        <w:rPr>
-          <w:rFonts w:cs="Times New Roman"/>
-          <w:szCs w:val="28"/>
-        </w:rPr>
-        <w:t>可被視為保留原始文本中與目標變數</w:t>
-      </w:r>
-      <w:r>
-        <w:rPr>
-          <w:rFonts w:cs="Times New Roman"/>
-          <w:szCs w:val="28"/>
-        </w:rPr>
-        <w:t xml:space="preserve"> </w:t>
-      </w:r>
-      <w:proofErr w:type="spellStart"/>
-      <w:r>
-        <w:rPr>
-          <w:rFonts w:cs="Times New Roman"/>
-          <w:szCs w:val="28"/>
-        </w:rPr>
-        <w:t>y_i</w:t>
-      </w:r>
-      <w:proofErr w:type="spellEnd"/>
-      <w:r>
-        <w:rPr>
-          <w:rFonts w:cs="Times New Roman"/>
-          <w:szCs w:val="28"/>
-        </w:rPr>
-        <w:t xml:space="preserve"> </w:t>
-      </w:r>
-      <w:r>
-        <w:rPr>
-          <w:rFonts w:cs="Times New Roman"/>
-          <w:szCs w:val="28"/>
-        </w:rPr>
-        <w:t>相關資訊的低維表示。也就是說，</w:t>
-      </w:r>
-      <w:r>
-        <w:rPr>
-          <w:rFonts w:cs="Times New Roman"/>
-          <w:szCs w:val="28"/>
-        </w:rPr>
-        <w:t xml:space="preserve">MNIR </w:t>
-      </w:r>
-      <w:r>
-        <w:rPr>
-          <w:rFonts w:cs="Times New Roman"/>
-          <w:szCs w:val="28"/>
-        </w:rPr>
-        <w:t>的目的並非保留文本中的所有資訊，而是保留與裁判結果分類有關的資訊。此一特性使</w:t>
-      </w:r>
-      <w:r>
-        <w:rPr>
-          <w:rFonts w:cs="Times New Roman"/>
-          <w:szCs w:val="28"/>
-        </w:rPr>
-        <w:t xml:space="preserve"> MNIR </w:t>
-      </w:r>
-      <w:r>
-        <w:rPr>
-          <w:rFonts w:cs="Times New Roman"/>
-          <w:szCs w:val="28"/>
-        </w:rPr>
-        <w:t>有別於單純的無監督式降維方法，因為</w:t>
-      </w:r>
-      <w:r>
-        <w:rPr>
-          <w:rFonts w:cs="Times New Roman"/>
-          <w:szCs w:val="28"/>
-        </w:rPr>
-        <w:t xml:space="preserve"> MNIR </w:t>
-      </w:r>
-      <w:r>
-        <w:rPr>
-          <w:rFonts w:cs="Times New Roman"/>
-          <w:szCs w:val="28"/>
-        </w:rPr>
-        <w:t>的轉換過程本身即利用了裁判結果標籤資訊。</w:t>
+          <w:rFonts w:ascii="Times New Roman" w:hAnsi="Times New Roman" w:eastAsia="DFKai-SB"/>
+          <w:sz w:val="24"/>
+        </w:rPr>
+        <w:t xml:space="preserve"> 相關資訊的低維表示。也就是說，MNIR 的目的並非保留文本中的所有資訊，而是保留與裁判結果分類有關的資訊。此一特性使 MNIR 有別於單純的無監督式降維方法，因為 MNIR 的轉換過程本身即利用了裁判結果標籤資訊。</w:t>
       </w:r>
     </w:p>
     <w:p>
